--- a/briefings/线口监测午报-2026-10-30.docx
+++ b/briefings/线口监测午报-2026-10-30.docx
@@ -22,7 +22,7 @@
           <w:color w:val="888888"/>
           <w:sz w:val="18"/>
         </w:rPr>
-        <w:t>监测窗口:近48小时 | 生成时间:2026-10-30 13:54</w:t>
+        <w:t>监测窗口:近48小时 | 生成时间:2026-10-30 15:10</w:t>
       </w:r>
     </w:p>
     <w:p>
@@ -70,6 +70,261 @@
           <w:color w:val="888888"/>
           <w:sz w:val="24"/>
         </w:rPr>
+        <w:t>曝 DeepSeek 第二轮融资 1055 亿元：估值 6155 亿元，腾讯、宁德时代、长鑫存储、中芯国际、美团、vivo 等参与</w:t>
+      </w:r>
+    </w:p>
+    <w:p>
+      <w:r>
+        <w:rPr>
+          <w:rFonts w:ascii="Times New Roman" w:hAnsi="Times New Roman" w:eastAsia="宋体"/>
+          <w:color w:val="888888"/>
+          <w:sz w:val="18"/>
+        </w:rPr>
+        <w:t>来源:IT之家 | 时间:10-30 14:59</w:t>
+      </w:r>
+    </w:p>
+    <w:p>
+      <w:r>
+        <w:rPr>
+          <w:rFonts w:ascii="Times New Roman" w:hAnsi="Times New Roman" w:eastAsia="宋体"/>
+          <w:sz w:val="18"/>
+        </w:rPr>
+        <w:t>链接:</w:t>
+      </w:r>
+      <w:hyperlink r:id="rId9">
+        <w:r>
+          <w:rPr>
+            <w:color w:val="0563C1"/>
+            <w:u w:val="single"/>
+          </w:rPr>
+          <w:t>曝 DeepSeek 第二轮融资 1055 亿元：估值 6155 亿元，腾讯、宁德时代、长鑫存储、中芯国际、美团、vivo 等参与</w:t>
+        </w:r>
+      </w:hyperlink>
+    </w:p>
+    <w:p>
+      <w:pPr>
+        <w:pStyle w:val="Heading3"/>
+      </w:pPr>
+      <w:r>
+        <w:rPr>
+          <w:rFonts w:ascii="Times New Roman" w:hAnsi="Times New Roman" w:eastAsia="黑体"/>
+          <w:b w:val="0"/>
+          <w:color w:val="888888"/>
+          <w:sz w:val="24"/>
+        </w:rPr>
+        <w:t>【C级·参考】</w:t>
+      </w:r>
+      <w:r>
+        <w:rPr>
+          <w:rFonts w:ascii="Times New Roman" w:hAnsi="Times New Roman" w:eastAsia="黑体"/>
+          <w:b w:val="0"/>
+          <w:color w:val="888888"/>
+          <w:sz w:val="24"/>
+        </w:rPr>
+        <w:t>海信大圣“G5 PRO AI 款”27 英寸显示器上架：2K 200Hz，1299 元</w:t>
+      </w:r>
+    </w:p>
+    <w:p>
+      <w:r>
+        <w:rPr>
+          <w:rFonts w:ascii="Times New Roman" w:hAnsi="Times New Roman" w:eastAsia="宋体"/>
+          <w:color w:val="888888"/>
+          <w:sz w:val="18"/>
+        </w:rPr>
+        <w:t>来源:IT之家 | 时间:10-30 14:55</w:t>
+      </w:r>
+    </w:p>
+    <w:p>
+      <w:r>
+        <w:rPr>
+          <w:rFonts w:ascii="Times New Roman" w:hAnsi="Times New Roman" w:eastAsia="宋体"/>
+          <w:sz w:val="18"/>
+        </w:rPr>
+        <w:t>链接:</w:t>
+      </w:r>
+      <w:hyperlink r:id="rId10">
+        <w:r>
+          <w:rPr>
+            <w:color w:val="0563C1"/>
+            <w:u w:val="single"/>
+          </w:rPr>
+          <w:t>海信大圣“G5 PRO AI 款”27 英寸显示器上架：2K 200Hz，1299 元</w:t>
+        </w:r>
+      </w:hyperlink>
+    </w:p>
+    <w:p>
+      <w:pPr>
+        <w:pStyle w:val="Heading3"/>
+      </w:pPr>
+      <w:r>
+        <w:rPr>
+          <w:rFonts w:ascii="Times New Roman" w:hAnsi="Times New Roman" w:eastAsia="黑体"/>
+          <w:b w:val="0"/>
+          <w:color w:val="888888"/>
+          <w:sz w:val="24"/>
+        </w:rPr>
+        <w:t>【C级·参考】</w:t>
+      </w:r>
+      <w:r>
+        <w:rPr>
+          <w:rFonts w:ascii="Times New Roman" w:hAnsi="Times New Roman" w:eastAsia="黑体"/>
+          <w:b w:val="0"/>
+          <w:color w:val="888888"/>
+          <w:sz w:val="24"/>
+        </w:rPr>
+        <w:t>村田制作所计划五年投入 1 万亿日元，将 MLCC 电容销售额翻倍以满足 AI 需求</w:t>
+      </w:r>
+    </w:p>
+    <w:p>
+      <w:r>
+        <w:rPr>
+          <w:rFonts w:ascii="Times New Roman" w:hAnsi="Times New Roman" w:eastAsia="宋体"/>
+          <w:color w:val="888888"/>
+          <w:sz w:val="18"/>
+        </w:rPr>
+        <w:t>来源:IT之家 | 时间:10-30 14:39</w:t>
+      </w:r>
+    </w:p>
+    <w:p>
+      <w:r>
+        <w:rPr>
+          <w:rFonts w:ascii="Times New Roman" w:hAnsi="Times New Roman" w:eastAsia="宋体"/>
+          <w:sz w:val="18"/>
+        </w:rPr>
+        <w:t>链接:</w:t>
+      </w:r>
+      <w:hyperlink r:id="rId11">
+        <w:r>
+          <w:rPr>
+            <w:color w:val="0563C1"/>
+            <w:u w:val="single"/>
+          </w:rPr>
+          <w:t>村田制作所计划五年投入 1 万亿日元，将 MLCC 电容销售额翻倍以满足 AI 需求</w:t>
+        </w:r>
+      </w:hyperlink>
+    </w:p>
+    <w:p>
+      <w:pPr>
+        <w:pStyle w:val="Heading3"/>
+      </w:pPr>
+      <w:r>
+        <w:rPr>
+          <w:rFonts w:ascii="Times New Roman" w:hAnsi="Times New Roman" w:eastAsia="黑体"/>
+          <w:b w:val="0"/>
+          <w:color w:val="888888"/>
+          <w:sz w:val="24"/>
+        </w:rPr>
+        <w:t>【C级·参考】</w:t>
+      </w:r>
+      <w:r>
+        <w:rPr>
+          <w:rFonts w:ascii="Times New Roman" w:hAnsi="Times New Roman" w:eastAsia="黑体"/>
+          <w:b w:val="0"/>
+          <w:color w:val="888888"/>
+          <w:sz w:val="24"/>
+        </w:rPr>
+        <w:t>AI 悄悄“带偏”专家：研究显示人类可能把机器观点误认为自己的判断</w:t>
+      </w:r>
+    </w:p>
+    <w:p>
+      <w:r>
+        <w:rPr>
+          <w:rFonts w:ascii="Times New Roman" w:hAnsi="Times New Roman" w:eastAsia="宋体"/>
+          <w:color w:val="888888"/>
+          <w:sz w:val="18"/>
+        </w:rPr>
+        <w:t>来源:IT之家 | 时间:10-30 14:33</w:t>
+      </w:r>
+    </w:p>
+    <w:p>
+      <w:r>
+        <w:rPr>
+          <w:rFonts w:ascii="Times New Roman" w:hAnsi="Times New Roman" w:eastAsia="宋体"/>
+          <w:sz w:val="18"/>
+        </w:rPr>
+        <w:t>链接:</w:t>
+      </w:r>
+      <w:hyperlink r:id="rId12">
+        <w:r>
+          <w:rPr>
+            <w:color w:val="0563C1"/>
+            <w:u w:val="single"/>
+          </w:rPr>
+          <w:t>AI 悄悄“带偏”专家：研究显示人类可能把机器观点误认为自己的判断</w:t>
+        </w:r>
+      </w:hyperlink>
+    </w:p>
+    <w:p>
+      <w:pPr>
+        <w:pStyle w:val="Heading3"/>
+      </w:pPr>
+      <w:r>
+        <w:rPr>
+          <w:rFonts w:ascii="Times New Roman" w:hAnsi="Times New Roman" w:eastAsia="黑体"/>
+          <w:b w:val="0"/>
+          <w:color w:val="888888"/>
+          <w:sz w:val="24"/>
+        </w:rPr>
+        <w:t>【C级·参考】</w:t>
+      </w:r>
+      <w:r>
+        <w:rPr>
+          <w:rFonts w:ascii="Times New Roman" w:hAnsi="Times New Roman" w:eastAsia="黑体"/>
+          <w:b w:val="0"/>
+          <w:color w:val="888888"/>
+          <w:sz w:val="24"/>
+        </w:rPr>
+        <w:t>Qwenputer 问世：把 RISC-V CPU 指令集塞进模型，AI 算数不再靠外部工具</w:t>
+      </w:r>
+    </w:p>
+    <w:p>
+      <w:r>
+        <w:rPr>
+          <w:rFonts w:ascii="Times New Roman" w:hAnsi="Times New Roman" w:eastAsia="宋体"/>
+          <w:color w:val="888888"/>
+          <w:sz w:val="18"/>
+        </w:rPr>
+        <w:t>来源:IT之家 | 时间:10-30 14:12</w:t>
+      </w:r>
+    </w:p>
+    <w:p>
+      <w:r>
+        <w:rPr>
+          <w:rFonts w:ascii="Times New Roman" w:hAnsi="Times New Roman" w:eastAsia="宋体"/>
+          <w:sz w:val="18"/>
+        </w:rPr>
+        <w:t>链接:</w:t>
+      </w:r>
+      <w:hyperlink r:id="rId13">
+        <w:r>
+          <w:rPr>
+            <w:color w:val="0563C1"/>
+            <w:u w:val="single"/>
+          </w:rPr>
+          <w:t>Qwenputer 问世：把 RISC-V CPU 指令集塞进模型，AI 算数不再靠外部工具</w:t>
+        </w:r>
+      </w:hyperlink>
+    </w:p>
+    <w:p>
+      <w:pPr>
+        <w:pStyle w:val="Heading3"/>
+      </w:pPr>
+      <w:r>
+        <w:rPr>
+          <w:rFonts w:ascii="Times New Roman" w:hAnsi="Times New Roman" w:eastAsia="黑体"/>
+          <w:b w:val="0"/>
+          <w:color w:val="888888"/>
+          <w:sz w:val="24"/>
+        </w:rPr>
+        <w:t>【C级·参考】</w:t>
+      </w:r>
+      <w:r>
+        <w:rPr>
+          <w:rFonts w:ascii="Times New Roman" w:hAnsi="Times New Roman" w:eastAsia="黑体"/>
+          <w:b w:val="0"/>
+          <w:color w:val="888888"/>
+          <w:sz w:val="24"/>
+        </w:rPr>
         <w:t>告别知识截止日：谷歌让 AI 学会“睡觉”，边用边学还不忘旧知识</w:t>
       </w:r>
     </w:p>
@@ -91,7 +346,7 @@
         </w:rPr>
         <w:t>链接:</w:t>
       </w:r>
-      <w:hyperlink r:id="rId9">
+      <w:hyperlink r:id="rId14">
         <w:r>
           <w:rPr>
             <w:color w:val="0563C1"/>
@@ -142,7 +397,7 @@
         </w:rPr>
         <w:t>链接:</w:t>
       </w:r>
-      <w:hyperlink r:id="rId10">
+      <w:hyperlink r:id="rId15">
         <w:r>
           <w:rPr>
             <w:color w:val="0563C1"/>
@@ -193,7 +448,7 @@
         </w:rPr>
         <w:t>链接:</w:t>
       </w:r>
-      <w:hyperlink r:id="rId11">
+      <w:hyperlink r:id="rId16">
         <w:r>
           <w:rPr>
             <w:color w:val="0563C1"/>
@@ -244,7 +499,7 @@
         </w:rPr>
         <w:t>链接:</w:t>
       </w:r>
-      <w:hyperlink r:id="rId12">
+      <w:hyperlink r:id="rId17">
         <w:r>
           <w:rPr>
             <w:color w:val="0563C1"/>
@@ -295,7 +550,7 @@
         </w:rPr>
         <w:t>链接:</w:t>
       </w:r>
-      <w:hyperlink r:id="rId13">
+      <w:hyperlink r:id="rId18">
         <w:r>
           <w:rPr>
             <w:color w:val="0563C1"/>
@@ -346,7 +601,7 @@
         </w:rPr>
         <w:t>链接:</w:t>
       </w:r>
-      <w:hyperlink r:id="rId14">
+      <w:hyperlink r:id="rId19">
         <w:r>
           <w:rPr>
             <w:color w:val="0563C1"/>
@@ -397,7 +652,7 @@
         </w:rPr>
         <w:t>链接:</w:t>
       </w:r>
-      <w:hyperlink r:id="rId15">
+      <w:hyperlink r:id="rId20">
         <w:r>
           <w:rPr>
             <w:color w:val="0563C1"/>
@@ -427,7 +682,7 @@
           <w:color w:val="888888"/>
           <w:sz w:val="24"/>
         </w:rPr>
-        <w:t>推出不到两年，谷歌 AI 编程助手 Jules 将逐步停止服务</w:t>
+        <w:t>Valve答疑Steam宣发和独游困境，“不打算删除AI垃圾游戏”！</w:t>
       </w:r>
     </w:p>
     <w:p>
@@ -437,7 +692,7 @@
           <w:color w:val="888888"/>
           <w:sz w:val="18"/>
         </w:rPr>
-        <w:t>来源:IT之家 | 时间:10-30 11:10</w:t>
+        <w:t>来源:GameLook | 时间:10-30 10:47</w:t>
       </w:r>
     </w:p>
     <w:p>
@@ -448,166 +703,13 @@
         </w:rPr>
         <w:t>链接:</w:t>
       </w:r>
-      <w:hyperlink r:id="rId16">
+      <w:hyperlink r:id="rId21">
         <w:r>
           <w:rPr>
             <w:color w:val="0563C1"/>
             <w:u w:val="single"/>
           </w:rPr>
-          <w:t>推出不到两年，谷歌 AI 编程助手 Jules 将逐步停止服务</w:t>
-        </w:r>
-      </w:hyperlink>
-    </w:p>
-    <w:p>
-      <w:pPr>
-        <w:pStyle w:val="Heading3"/>
-      </w:pPr>
-      <w:r>
-        <w:rPr>
-          <w:rFonts w:ascii="Times New Roman" w:hAnsi="Times New Roman" w:eastAsia="黑体"/>
-          <w:b w:val="0"/>
-          <w:color w:val="888888"/>
-          <w:sz w:val="24"/>
-        </w:rPr>
-        <w:t>【C级·参考】</w:t>
-      </w:r>
-      <w:r>
-        <w:rPr>
-          <w:rFonts w:ascii="Times New Roman" w:hAnsi="Times New Roman" w:eastAsia="黑体"/>
-          <w:b w:val="0"/>
-          <w:color w:val="888888"/>
-          <w:sz w:val="24"/>
-        </w:rPr>
-        <w:t>豪掷 7500 亿美元押注 AI 遇挑战，美国科技巨头核心业务增速放缓</w:t>
-      </w:r>
-    </w:p>
-    <w:p>
-      <w:r>
-        <w:rPr>
-          <w:rFonts w:ascii="Times New Roman" w:hAnsi="Times New Roman" w:eastAsia="宋体"/>
-          <w:color w:val="888888"/>
-          <w:sz w:val="18"/>
-        </w:rPr>
-        <w:t>来源:IT之家 | 时间:10-30 10:59</w:t>
-      </w:r>
-    </w:p>
-    <w:p>
-      <w:r>
-        <w:rPr>
-          <w:rFonts w:ascii="Times New Roman" w:hAnsi="Times New Roman" w:eastAsia="宋体"/>
-          <w:sz w:val="18"/>
-        </w:rPr>
-        <w:t>链接:</w:t>
-      </w:r>
-      <w:hyperlink r:id="rId17">
-        <w:r>
-          <w:rPr>
-            <w:color w:val="0563C1"/>
-            <w:u w:val="single"/>
-          </w:rPr>
-          <w:t>豪掷 7500 亿美元押注 AI 遇挑战，美国科技巨头核心业务增速放缓</w:t>
-        </w:r>
-      </w:hyperlink>
-    </w:p>
-    <w:p>
-      <w:pPr>
-        <w:pStyle w:val="Heading3"/>
-      </w:pPr>
-      <w:r>
-        <w:rPr>
-          <w:rFonts w:ascii="Times New Roman" w:hAnsi="Times New Roman" w:eastAsia="黑体"/>
-          <w:b w:val="0"/>
-          <w:color w:val="888888"/>
-          <w:sz w:val="24"/>
-        </w:rPr>
-        <w:t>【C级·参考】</w:t>
-      </w:r>
-      <w:r>
-        <w:rPr>
-          <w:rFonts w:ascii="Times New Roman" w:hAnsi="Times New Roman" w:eastAsia="黑体"/>
-          <w:b w:val="0"/>
-          <w:color w:val="888888"/>
-          <w:sz w:val="24"/>
-        </w:rPr>
-        <w:t>AI 推理引爆全球 NAND 需求：闪迪称“客户低估闪存容量需求”，长单排至 2030 年</w:t>
-      </w:r>
-    </w:p>
-    <w:p>
-      <w:r>
-        <w:rPr>
-          <w:rFonts w:ascii="Times New Roman" w:hAnsi="Times New Roman" w:eastAsia="宋体"/>
-          <w:color w:val="888888"/>
-          <w:sz w:val="18"/>
-        </w:rPr>
-        <w:t>来源:IT之家 | 时间:10-30 10:29</w:t>
-      </w:r>
-    </w:p>
-    <w:p>
-      <w:r>
-        <w:rPr>
-          <w:rFonts w:ascii="Times New Roman" w:hAnsi="Times New Roman" w:eastAsia="宋体"/>
-          <w:sz w:val="18"/>
-        </w:rPr>
-        <w:t>链接:</w:t>
-      </w:r>
-      <w:hyperlink r:id="rId18">
-        <w:r>
-          <w:rPr>
-            <w:color w:val="0563C1"/>
-            <w:u w:val="single"/>
-          </w:rPr>
-          <w:t>AI 推理引爆全球 NAND 需求：闪迪称“客户低估闪存容量需求”，长单排至 2030 年</w:t>
-        </w:r>
-      </w:hyperlink>
-    </w:p>
-    <w:p>
-      <w:pPr>
-        <w:pStyle w:val="Heading3"/>
-      </w:pPr>
-      <w:r>
-        <w:rPr>
-          <w:rFonts w:ascii="Times New Roman" w:hAnsi="Times New Roman" w:eastAsia="黑体"/>
-          <w:b w:val="0"/>
-          <w:color w:val="888888"/>
-          <w:sz w:val="24"/>
-        </w:rPr>
-        <w:t>【C级·参考】</w:t>
-      </w:r>
-      <w:r>
-        <w:rPr>
-          <w:rFonts w:ascii="Times New Roman" w:hAnsi="Times New Roman" w:eastAsia="黑体"/>
-          <w:b w:val="0"/>
-          <w:color w:val="888888"/>
-          <w:sz w:val="24"/>
-        </w:rPr>
-        <w:t>OpenAI 更新 AI 模型规范，将忠于人类意图作为核心准则</w:t>
-      </w:r>
-    </w:p>
-    <w:p>
-      <w:r>
-        <w:rPr>
-          <w:rFonts w:ascii="Times New Roman" w:hAnsi="Times New Roman" w:eastAsia="宋体"/>
-          <w:color w:val="888888"/>
-          <w:sz w:val="18"/>
-        </w:rPr>
-        <w:t>来源:IT之家 | 时间:10-30 10:16</w:t>
-      </w:r>
-    </w:p>
-    <w:p>
-      <w:r>
-        <w:rPr>
-          <w:rFonts w:ascii="Times New Roman" w:hAnsi="Times New Roman" w:eastAsia="宋体"/>
-          <w:sz w:val="18"/>
-        </w:rPr>
-        <w:t>链接:</w:t>
-      </w:r>
-      <w:hyperlink r:id="rId19">
-        <w:r>
-          <w:rPr>
-            <w:color w:val="0563C1"/>
-            <w:u w:val="single"/>
-          </w:rPr>
-          <w:t>OpenAI 更新 AI 模型规范，将忠于人类意图作为核心准则</w:t>
+          <w:t>Valve答疑Steam宣发和独游困境，“不打算删除AI垃圾游戏”！</w:t>
         </w:r>
       </w:hyperlink>
     </w:p>
@@ -652,13 +754,64 @@
         </w:rPr>
         <w:t>链接:</w:t>
       </w:r>
-      <w:hyperlink r:id="rId20">
+      <w:hyperlink r:id="rId22">
         <w:r>
           <w:rPr>
             <w:color w:val="0563C1"/>
             <w:u w:val="single"/>
           </w:rPr>
           <w:t>Pico CSS is no longer maintained</w:t>
+        </w:r>
+      </w:hyperlink>
+    </w:p>
+    <w:p>
+      <w:pPr>
+        <w:pStyle w:val="Heading3"/>
+      </w:pPr>
+      <w:r>
+        <w:rPr>
+          <w:rFonts w:ascii="Times New Roman" w:hAnsi="Times New Roman" w:eastAsia="黑体"/>
+          <w:b w:val="0"/>
+          <w:color w:val="888888"/>
+          <w:sz w:val="24"/>
+        </w:rPr>
+        <w:t>【C级·参考】</w:t>
+      </w:r>
+      <w:r>
+        <w:rPr>
+          <w:rFonts w:ascii="Times New Roman" w:hAnsi="Times New Roman" w:eastAsia="黑体"/>
+          <w:b w:val="0"/>
+          <w:color w:val="888888"/>
+          <w:sz w:val="24"/>
+        </w:rPr>
+        <w:t>大模型开始“定义”芯片：国产车规AI算力的竞争标尺变了</w:t>
+      </w:r>
+    </w:p>
+    <w:p>
+      <w:r>
+        <w:rPr>
+          <w:rFonts w:ascii="Times New Roman" w:hAnsi="Times New Roman" w:eastAsia="宋体"/>
+          <w:color w:val="888888"/>
+          <w:sz w:val="18"/>
+        </w:rPr>
+        <w:t>来源:Bing新闻 | 时间:10-30 07:42</w:t>
+      </w:r>
+    </w:p>
+    <w:p>
+      <w:r>
+        <w:rPr>
+          <w:rFonts w:ascii="Times New Roman" w:hAnsi="Times New Roman" w:eastAsia="宋体"/>
+          <w:sz w:val="18"/>
+        </w:rPr>
+        <w:t>链接:</w:t>
+      </w:r>
+      <w:hyperlink r:id="rId23">
+        <w:r>
+          <w:rPr>
+            <w:color w:val="0563C1"/>
+            <w:u w:val="single"/>
+          </w:rPr>
+          <w:t>大模型开始“定义”芯片：国产车规AI算力的竞争标尺变了</w:t>
         </w:r>
       </w:hyperlink>
     </w:p>
@@ -703,7 +856,7 @@
         </w:rPr>
         <w:t>链接:</w:t>
       </w:r>
-      <w:hyperlink r:id="rId21">
+      <w:hyperlink r:id="rId24">
         <w:r>
           <w:rPr>
             <w:color w:val="0563C1"/>
@@ -754,64 +907,13 @@
         </w:rPr>
         <w:t>链接:</w:t>
       </w:r>
-      <w:hyperlink r:id="rId22">
+      <w:hyperlink r:id="rId25">
         <w:r>
           <w:rPr>
             <w:color w:val="0563C1"/>
             <w:u w:val="single"/>
           </w:rPr>
           <w:t>We ran AI agent swarms in Minecraft and Mindustry</w:t>
-        </w:r>
-      </w:hyperlink>
-    </w:p>
-    <w:p>
-      <w:pPr>
-        <w:pStyle w:val="Heading3"/>
-      </w:pPr>
-      <w:r>
-        <w:rPr>
-          <w:rFonts w:ascii="Times New Roman" w:hAnsi="Times New Roman" w:eastAsia="黑体"/>
-          <w:b w:val="0"/>
-          <w:color w:val="888888"/>
-          <w:sz w:val="24"/>
-        </w:rPr>
-        <w:t>【C级·参考】</w:t>
-      </w:r>
-      <w:r>
-        <w:rPr>
-          <w:rFonts w:ascii="Times New Roman" w:hAnsi="Times New Roman" w:eastAsia="黑体"/>
-          <w:b w:val="0"/>
-          <w:color w:val="888888"/>
-          <w:sz w:val="24"/>
-        </w:rPr>
-        <w:t>XHEART大模型芯片X7 Ultra交出亮眼答卷，累计出货超 20 万颗</w:t>
-      </w:r>
-    </w:p>
-    <w:p>
-      <w:r>
-        <w:rPr>
-          <w:rFonts w:ascii="Times New Roman" w:hAnsi="Times New Roman" w:eastAsia="宋体"/>
-          <w:color w:val="888888"/>
-          <w:sz w:val="18"/>
-        </w:rPr>
-        <w:t>来源:Bing新闻 | 时间:10-30 05:02</w:t>
-      </w:r>
-    </w:p>
-    <w:p>
-      <w:r>
-        <w:rPr>
-          <w:rFonts w:ascii="Times New Roman" w:hAnsi="Times New Roman" w:eastAsia="宋体"/>
-          <w:sz w:val="18"/>
-        </w:rPr>
-        <w:t>链接:</w:t>
-      </w:r>
-      <w:hyperlink r:id="rId23">
-        <w:r>
-          <w:rPr>
-            <w:color w:val="0563C1"/>
-            <w:u w:val="single"/>
-          </w:rPr>
-          <w:t>XHEART大模型芯片X7 Ultra交出亮眼答卷，累计出货超 20 万颗</w:t>
         </w:r>
       </w:hyperlink>
     </w:p>
@@ -856,7 +958,7 @@
         </w:rPr>
         <w:t>链接:</w:t>
       </w:r>
-      <w:hyperlink r:id="rId24">
+      <w:hyperlink r:id="rId26">
         <w:r>
           <w:rPr>
             <w:color w:val="0563C1"/>
@@ -907,7 +1009,7 @@
         </w:rPr>
         <w:t>链接:</w:t>
       </w:r>
-      <w:hyperlink r:id="rId25">
+      <w:hyperlink r:id="rId27">
         <w:r>
           <w:rPr>
             <w:color w:val="0563C1"/>
@@ -958,13 +1060,64 @@
         </w:rPr>
         <w:t>链接:</w:t>
       </w:r>
-      <w:hyperlink r:id="rId26">
+      <w:hyperlink r:id="rId28">
         <w:r>
           <w:rPr>
             <w:color w:val="0563C1"/>
             <w:u w:val="single"/>
           </w:rPr>
           <w:t>2026年AI眼镜分化，双11买智能眼镜该看什么？</w:t>
+        </w:r>
+      </w:hyperlink>
+    </w:p>
+    <w:p>
+      <w:pPr>
+        <w:pStyle w:val="Heading3"/>
+      </w:pPr>
+      <w:r>
+        <w:rPr>
+          <w:rFonts w:ascii="Times New Roman" w:hAnsi="Times New Roman" w:eastAsia="黑体"/>
+          <w:b w:val="0"/>
+          <w:color w:val="888888"/>
+          <w:sz w:val="24"/>
+        </w:rPr>
+        <w:t>【C级·参考】</w:t>
+      </w:r>
+      <w:r>
+        <w:rPr>
+          <w:rFonts w:ascii="Times New Roman" w:hAnsi="Times New Roman" w:eastAsia="黑体"/>
+          <w:b w:val="0"/>
+          <w:color w:val="888888"/>
+          <w:sz w:val="24"/>
+        </w:rPr>
+        <w:t>硬件、大模型、OS齐发布，智元开启具身智能规模化部署新周期_Worken_机器人_行业</w:t>
+      </w:r>
+    </w:p>
+    <w:p>
+      <w:r>
+        <w:rPr>
+          <w:rFonts w:ascii="Times New Roman" w:hAnsi="Times New Roman" w:eastAsia="宋体"/>
+          <w:color w:val="888888"/>
+          <w:sz w:val="18"/>
+        </w:rPr>
+        <w:t>来源:Bing新闻 | 时间:10-29 22:58</w:t>
+      </w:r>
+    </w:p>
+    <w:p>
+      <w:r>
+        <w:rPr>
+          <w:rFonts w:ascii="Times New Roman" w:hAnsi="Times New Roman" w:eastAsia="宋体"/>
+          <w:sz w:val="18"/>
+        </w:rPr>
+        <w:t>链接:</w:t>
+      </w:r>
+      <w:hyperlink r:id="rId29">
+        <w:r>
+          <w:rPr>
+            <w:color w:val="0563C1"/>
+            <w:u w:val="single"/>
+          </w:rPr>
+          <w:t>硬件、大模型、OS齐发布，智元开启具身智能规模化部署新周期_Worken_机器人_行业</w:t>
         </w:r>
       </w:hyperlink>
     </w:p>
@@ -998,160 +1151,7 @@
           <w:color w:val="888888"/>
           <w:sz w:val="18"/>
         </w:rPr>
-        <w:t>来源:Bing新闻 | 时间:10-29 22:21</w:t>
-      </w:r>
-    </w:p>
-    <w:p>
-      <w:r>
-        <w:rPr>
-          <w:rFonts w:ascii="Times New Roman" w:hAnsi="Times New Roman" w:eastAsia="宋体"/>
-          <w:sz w:val="18"/>
-        </w:rPr>
-        <w:t>链接:</w:t>
-      </w:r>
-      <w:hyperlink r:id="rId27">
-        <w:r>
-          <w:rPr>
-            <w:color w:val="0563C1"/>
-            <w:u w:val="single"/>
-          </w:rPr>
-          <w:t>大模型定义芯片：XHEART发布X7 Ultra，释放10倍模型参数</w:t>
-        </w:r>
-      </w:hyperlink>
-    </w:p>
-    <w:p>
-      <w:pPr>
-        <w:pStyle w:val="Heading3"/>
-      </w:pPr>
-      <w:r>
-        <w:rPr>
-          <w:rFonts w:ascii="Times New Roman" w:hAnsi="Times New Roman" w:eastAsia="黑体"/>
-          <w:b w:val="0"/>
-          <w:color w:val="888888"/>
-          <w:sz w:val="24"/>
-        </w:rPr>
-        <w:t>【C级·参考】</w:t>
-      </w:r>
-      <w:r>
-        <w:rPr>
-          <w:rFonts w:ascii="Times New Roman" w:hAnsi="Times New Roman" w:eastAsia="黑体"/>
-          <w:b w:val="0"/>
-          <w:color w:val="888888"/>
-          <w:sz w:val="24"/>
-        </w:rPr>
-        <w:t>XHEART新芯航途发布X7 Ultra大模型芯片：700 TOPS算力</w:t>
-      </w:r>
-    </w:p>
-    <w:p>
-      <w:r>
-        <w:rPr>
-          <w:rFonts w:ascii="Times New Roman" w:hAnsi="Times New Roman" w:eastAsia="宋体"/>
-          <w:color w:val="888888"/>
-          <w:sz w:val="18"/>
-        </w:rPr>
-        <w:t>来源:Bing新闻 | 时间:10-29 20:08</w:t>
-      </w:r>
-    </w:p>
-    <w:p>
-      <w:r>
-        <w:rPr>
-          <w:rFonts w:ascii="Times New Roman" w:hAnsi="Times New Roman" w:eastAsia="宋体"/>
-          <w:sz w:val="18"/>
-        </w:rPr>
-        <w:t>链接:</w:t>
-      </w:r>
-      <w:hyperlink r:id="rId28">
-        <w:r>
-          <w:rPr>
-            <w:color w:val="0563C1"/>
-            <w:u w:val="single"/>
-          </w:rPr>
-          <w:t>XHEART新芯航途发布X7 Ultra大模型芯片：700 TOPS算力</w:t>
-        </w:r>
-      </w:hyperlink>
-    </w:p>
-    <w:p>
-      <w:pPr>
-        <w:pStyle w:val="Heading3"/>
-      </w:pPr>
-      <w:r>
-        <w:rPr>
-          <w:rFonts w:ascii="Times New Roman" w:hAnsi="Times New Roman" w:eastAsia="黑体"/>
-          <w:b w:val="0"/>
-          <w:color w:val="888888"/>
-          <w:sz w:val="24"/>
-        </w:rPr>
-        <w:t>【C级·参考】</w:t>
-      </w:r>
-      <w:r>
-        <w:rPr>
-          <w:rFonts w:ascii="Times New Roman" w:hAnsi="Times New Roman" w:eastAsia="黑体"/>
-          <w:b w:val="0"/>
-          <w:color w:val="888888"/>
-          <w:sz w:val="24"/>
-        </w:rPr>
-        <w:t>XHEART新芯航途正式发布大模型芯片X7 Ultra 算力达700 TOPS</w:t>
-      </w:r>
-    </w:p>
-    <w:p>
-      <w:r>
-        <w:rPr>
-          <w:rFonts w:ascii="Times New Roman" w:hAnsi="Times New Roman" w:eastAsia="宋体"/>
-          <w:color w:val="888888"/>
-          <w:sz w:val="18"/>
-        </w:rPr>
-        <w:t>来源:Bing新闻 | 时间:10-29 19:35</w:t>
-      </w:r>
-    </w:p>
-    <w:p>
-      <w:r>
-        <w:rPr>
-          <w:rFonts w:ascii="Times New Roman" w:hAnsi="Times New Roman" w:eastAsia="宋体"/>
-          <w:sz w:val="18"/>
-        </w:rPr>
-        <w:t>链接:</w:t>
-      </w:r>
-      <w:hyperlink r:id="rId29">
-        <w:r>
-          <w:rPr>
-            <w:color w:val="0563C1"/>
-            <w:u w:val="single"/>
-          </w:rPr>
-          <w:t>XHEART新芯航途正式发布大模型芯片X7 Ultra 算力达700 TOPS</w:t>
-        </w:r>
-      </w:hyperlink>
-    </w:p>
-    <w:p>
-      <w:pPr>
-        <w:pStyle w:val="Heading3"/>
-      </w:pPr>
-      <w:r>
-        <w:rPr>
-          <w:rFonts w:ascii="Times New Roman" w:hAnsi="Times New Roman" w:eastAsia="黑体"/>
-          <w:b w:val="0"/>
-          <w:color w:val="888888"/>
-          <w:sz w:val="24"/>
-        </w:rPr>
-        <w:t>【C级·参考】</w:t>
-      </w:r>
-      <w:r>
-        <w:rPr>
-          <w:rFonts w:ascii="Times New Roman" w:hAnsi="Times New Roman" w:eastAsia="黑体"/>
-          <w:b w:val="0"/>
-          <w:color w:val="888888"/>
-          <w:sz w:val="24"/>
-        </w:rPr>
-        <w:t>韩国严惩AI眼镜高考作弊：最高禁考三年，或将追究刑责</w:t>
-      </w:r>
-    </w:p>
-    <w:p>
-      <w:r>
-        <w:rPr>
-          <w:rFonts w:ascii="Times New Roman" w:hAnsi="Times New Roman" w:eastAsia="宋体"/>
-          <w:color w:val="888888"/>
-          <w:sz w:val="18"/>
-        </w:rPr>
-        <w:t>来源:Bing新闻 | 时间:10-29 18:23</w:t>
+        <w:t>来源:Bing新闻 | 时间:10-29 21:21</w:t>
       </w:r>
     </w:p>
     <w:p>
@@ -1168,160 +1168,7 @@
             <w:color w:val="0563C1"/>
             <w:u w:val="single"/>
           </w:rPr>
-          <w:t>韩国严惩AI眼镜高考作弊：最高禁考三年，或将追究刑责</w:t>
-        </w:r>
-      </w:hyperlink>
-    </w:p>
-    <w:p>
-      <w:pPr>
-        <w:pStyle w:val="Heading3"/>
-      </w:pPr>
-      <w:r>
-        <w:rPr>
-          <w:rFonts w:ascii="Times New Roman" w:hAnsi="Times New Roman" w:eastAsia="黑体"/>
-          <w:b w:val="0"/>
-          <w:color w:val="888888"/>
-          <w:sz w:val="24"/>
-        </w:rPr>
-        <w:t>【C级·参考】</w:t>
-      </w:r>
-      <w:r>
-        <w:rPr>
-          <w:rFonts w:ascii="Times New Roman" w:hAnsi="Times New Roman" w:eastAsia="黑体"/>
-          <w:b w:val="0"/>
-          <w:color w:val="888888"/>
-          <w:sz w:val="24"/>
-        </w:rPr>
-        <w:t>What we know so far about Spain train crash</w:t>
-      </w:r>
-    </w:p>
-    <w:p>
-      <w:r>
-        <w:rPr>
-          <w:rFonts w:ascii="Times New Roman" w:hAnsi="Times New Roman" w:eastAsia="宋体"/>
-          <w:color w:val="888888"/>
-          <w:sz w:val="18"/>
-        </w:rPr>
-        <w:t>来源:Hacker News | 时间:10-29 16:55</w:t>
-      </w:r>
-    </w:p>
-    <w:p>
-      <w:r>
-        <w:rPr>
-          <w:rFonts w:ascii="Times New Roman" w:hAnsi="Times New Roman" w:eastAsia="宋体"/>
-          <w:sz w:val="18"/>
-        </w:rPr>
-        <w:t>链接:</w:t>
-      </w:r>
-      <w:hyperlink r:id="rId31">
-        <w:r>
-          <w:rPr>
-            <w:color w:val="0563C1"/>
-            <w:u w:val="single"/>
-          </w:rPr>
-          <w:t>What we know so far about Spain train crash</w:t>
-        </w:r>
-      </w:hyperlink>
-    </w:p>
-    <w:p>
-      <w:pPr>
-        <w:pStyle w:val="Heading3"/>
-      </w:pPr>
-      <w:r>
-        <w:rPr>
-          <w:rFonts w:ascii="Times New Roman" w:hAnsi="Times New Roman" w:eastAsia="黑体"/>
-          <w:b w:val="0"/>
-          <w:color w:val="888888"/>
-          <w:sz w:val="24"/>
-        </w:rPr>
-        <w:t>【C级·参考】</w:t>
-      </w:r>
-      <w:r>
-        <w:rPr>
-          <w:rFonts w:ascii="Times New Roman" w:hAnsi="Times New Roman" w:eastAsia="黑体"/>
-          <w:b w:val="0"/>
-          <w:color w:val="888888"/>
-          <w:sz w:val="24"/>
-        </w:rPr>
-        <w:t>极米记得AI记忆眼镜G1、记忆手环L1上线开售</w:t>
-      </w:r>
-    </w:p>
-    <w:p>
-      <w:r>
-        <w:rPr>
-          <w:rFonts w:ascii="Times New Roman" w:hAnsi="Times New Roman" w:eastAsia="宋体"/>
-          <w:color w:val="888888"/>
-          <w:sz w:val="18"/>
-        </w:rPr>
-        <w:t>来源:Bing新闻 | 时间:10-29 15:17</w:t>
-      </w:r>
-    </w:p>
-    <w:p>
-      <w:r>
-        <w:rPr>
-          <w:rFonts w:ascii="Times New Roman" w:hAnsi="Times New Roman" w:eastAsia="宋体"/>
-          <w:sz w:val="18"/>
-        </w:rPr>
-        <w:t>链接:</w:t>
-      </w:r>
-      <w:hyperlink r:id="rId32">
-        <w:r>
-          <w:rPr>
-            <w:color w:val="0563C1"/>
-            <w:u w:val="single"/>
-          </w:rPr>
-          <w:t>极米记得AI记忆眼镜G1、记忆手环L1上线开售</w:t>
-        </w:r>
-      </w:hyperlink>
-    </w:p>
-    <w:p>
-      <w:pPr>
-        <w:pStyle w:val="Heading3"/>
-      </w:pPr>
-      <w:r>
-        <w:rPr>
-          <w:rFonts w:ascii="Times New Roman" w:hAnsi="Times New Roman" w:eastAsia="黑体"/>
-          <w:b w:val="0"/>
-          <w:color w:val="888888"/>
-          <w:sz w:val="24"/>
-        </w:rPr>
-        <w:t>【C级·参考】</w:t>
-      </w:r>
-      <w:r>
-        <w:rPr>
-          <w:rFonts w:ascii="Times New Roman" w:hAnsi="Times New Roman" w:eastAsia="黑体"/>
-          <w:b w:val="0"/>
-          <w:color w:val="888888"/>
-          <w:sz w:val="24"/>
-        </w:rPr>
-        <w:t>XHEART发布全新大模型芯片X7 Ultra：从适配走向定义，重构智驾算力底座</w:t>
-      </w:r>
-    </w:p>
-    <w:p>
-      <w:r>
-        <w:rPr>
-          <w:rFonts w:ascii="Times New Roman" w:hAnsi="Times New Roman" w:eastAsia="宋体"/>
-          <w:color w:val="888888"/>
-          <w:sz w:val="18"/>
-        </w:rPr>
-        <w:t>来源:Bing新闻 | 时间:10-29 12:00</w:t>
-      </w:r>
-    </w:p>
-    <w:p>
-      <w:r>
-        <w:rPr>
-          <w:rFonts w:ascii="Times New Roman" w:hAnsi="Times New Roman" w:eastAsia="宋体"/>
-          <w:sz w:val="18"/>
-        </w:rPr>
-        <w:t>链接:</w:t>
-      </w:r>
-      <w:hyperlink r:id="rId33">
-        <w:r>
-          <w:rPr>
-            <w:color w:val="0563C1"/>
-            <w:u w:val="single"/>
-          </w:rPr>
-          <w:t>XHEART发布全新大模型芯片X7 Ultra：从适配走向定义，重构智驾算力底座</w:t>
+          <w:t>大模型定义芯片：XHEART发布X7 Ultra，释放10倍模型参数</w:t>
         </w:r>
       </w:hyperlink>
     </w:p>
@@ -1355,9 +1202,55 @@
       </w:r>
     </w:p>
     <w:p>
+      <w:pPr>
+        <w:pStyle w:val="Heading3"/>
+      </w:pPr>
       <w:r>
-        <w:t>本线口暂无重要更新</w:t>
+        <w:rPr>
+          <w:rFonts w:ascii="Times New Roman" w:hAnsi="Times New Roman" w:eastAsia="黑体"/>
+          <w:b w:val="0"/>
+          <w:color w:val="888888"/>
+          <w:sz w:val="24"/>
+        </w:rPr>
+        <w:t>【C级·参考】</w:t>
       </w:r>
+      <w:r>
+        <w:rPr>
+          <w:rFonts w:ascii="Times New Roman" w:hAnsi="Times New Roman" w:eastAsia="黑体"/>
+          <w:b w:val="0"/>
+          <w:color w:val="888888"/>
+          <w:sz w:val="24"/>
+        </w:rPr>
+        <w:t>鸿蒙智行问界新 M8 选配公开：华为乾崑智驾 ADS 5、全系 L3 级架构，预售 38.98 万元起</w:t>
+      </w:r>
+    </w:p>
+    <w:p>
+      <w:r>
+        <w:rPr>
+          <w:rFonts w:ascii="Times New Roman" w:hAnsi="Times New Roman" w:eastAsia="宋体"/>
+          <w:color w:val="888888"/>
+          <w:sz w:val="18"/>
+        </w:rPr>
+        <w:t>来源:IT之家 | 时间:10-30 14:53</w:t>
+      </w:r>
+    </w:p>
+    <w:p>
+      <w:r>
+        <w:rPr>
+          <w:rFonts w:ascii="Times New Roman" w:hAnsi="Times New Roman" w:eastAsia="宋体"/>
+          <w:sz w:val="18"/>
+        </w:rPr>
+        <w:t>链接:</w:t>
+      </w:r>
+      <w:hyperlink r:id="rId31">
+        <w:r>
+          <w:rPr>
+            <w:color w:val="0563C1"/>
+            <w:u w:val="single"/>
+          </w:rPr>
+          <w:t>鸿蒙智行问界新 M8 选配公开：华为乾崑智驾 ADS 5、全系 L3 级架构，预售 38.98 万元起</w:t>
+        </w:r>
+      </w:hyperlink>
     </w:p>
     <w:p>
       <w:pPr>
@@ -1408,7 +1301,7 @@
           <w:color w:val="888888"/>
           <w:sz w:val="24"/>
         </w:rPr>
-        <w:t>米哈游生活模拟游戏《星布谷地》公测定档 12 月 4 日</w:t>
+        <w:t>《红色沙漠》游戏首个 DLC《未知征途》发售，Steam 国区 108 元</w:t>
       </w:r>
     </w:p>
     <w:p>
@@ -1418,7 +1311,7 @@
           <w:color w:val="888888"/>
           <w:sz w:val="18"/>
         </w:rPr>
-        <w:t>来源:IT之家 | 时间:10-30 11:14</w:t>
+        <w:t>来源:IT之家 | 时间:10-30 14:27</w:t>
       </w:r>
     </w:p>
     <w:p>
@@ -1429,13 +1322,13 @@
         </w:rPr>
         <w:t>链接:</w:t>
       </w:r>
-      <w:hyperlink r:id="rId34">
+      <w:hyperlink r:id="rId32">
         <w:r>
           <w:rPr>
             <w:color w:val="0563C1"/>
             <w:u w:val="single"/>
           </w:rPr>
-          <w:t>米哈游生活模拟游戏《星布谷地》公测定档 12 月 4 日</w:t>
+          <w:t>《红色沙漠》游戏首个 DLC《未知征途》发售，Steam 国区 108 元</w:t>
         </w:r>
       </w:hyperlink>
     </w:p>
@@ -1459,7 +1352,7 @@
           <w:color w:val="888888"/>
           <w:sz w:val="24"/>
         </w:rPr>
-        <w:t>腾讯云：全球已部署超 200 万台服务器</w:t>
+        <w:t>微信小游戏月活榜洗牌：元梦之星6718万登顶，畅销第一《向僵尸开炮》排名第五</w:t>
       </w:r>
     </w:p>
     <w:p>
@@ -1469,7 +1362,7 @@
           <w:color w:val="888888"/>
           <w:sz w:val="18"/>
         </w:rPr>
-        <w:t>来源:IT之家 | 时间:10-30 10:16</w:t>
+        <w:t>来源:GameLook | 时间:10-30 12:08</w:t>
       </w:r>
     </w:p>
     <w:p>
@@ -1480,13 +1373,13 @@
         </w:rPr>
         <w:t>链接:</w:t>
       </w:r>
-      <w:hyperlink r:id="rId35">
+      <w:hyperlink r:id="rId33">
         <w:r>
           <w:rPr>
             <w:color w:val="0563C1"/>
             <w:u w:val="single"/>
           </w:rPr>
-          <w:t>腾讯云：全球已部署超 200 万台服务器</w:t>
+          <w:t>微信小游戏月活榜洗牌：元梦之星6718万登顶，畅销第一《向僵尸开炮》排名第五</w:t>
         </w:r>
       </w:hyperlink>
     </w:p>
@@ -1510,7 +1403,7 @@
           <w:color w:val="888888"/>
           <w:sz w:val="24"/>
         </w:rPr>
-        <w:t>机械革命带来酷睿 5 205H + RTX 3050 (4GB) 旷世 16 游戏本，11 月 5 日发售</w:t>
+        <w:t>腾讯《怪物猎人：旅人》海外发布，19国免费榜夺冠！</w:t>
       </w:r>
     </w:p>
     <w:p>
@@ -1520,7 +1413,109 @@
           <w:color w:val="888888"/>
           <w:sz w:val="18"/>
         </w:rPr>
-        <w:t>来源:IT之家 | 时间:10-30 09:46</w:t>
+        <w:t>来源:GameLook | 时间:10-30 12:01</w:t>
+      </w:r>
+    </w:p>
+    <w:p>
+      <w:r>
+        <w:rPr>
+          <w:rFonts w:ascii="Times New Roman" w:hAnsi="Times New Roman" w:eastAsia="宋体"/>
+          <w:sz w:val="18"/>
+        </w:rPr>
+        <w:t>链接:</w:t>
+      </w:r>
+      <w:hyperlink r:id="rId34">
+        <w:r>
+          <w:rPr>
+            <w:color w:val="0563C1"/>
+            <w:u w:val="single"/>
+          </w:rPr>
+          <w:t>腾讯《怪物猎人：旅人》海外发布，19国免费榜夺冠！</w:t>
+        </w:r>
+      </w:hyperlink>
+    </w:p>
+    <w:p>
+      <w:pPr>
+        <w:pStyle w:val="Heading3"/>
+      </w:pPr>
+      <w:r>
+        <w:rPr>
+          <w:rFonts w:ascii="Times New Roman" w:hAnsi="Times New Roman" w:eastAsia="黑体"/>
+          <w:b w:val="0"/>
+          <w:color w:val="888888"/>
+          <w:sz w:val="24"/>
+        </w:rPr>
+        <w:t>【C级·参考】</w:t>
+      </w:r>
+      <w:r>
+        <w:rPr>
+          <w:rFonts w:ascii="Times New Roman" w:hAnsi="Times New Roman" w:eastAsia="黑体"/>
+          <w:b w:val="0"/>
+          <w:color w:val="888888"/>
+          <w:sz w:val="24"/>
+        </w:rPr>
+        <w:t>中国3A游戏狂热熄火！《影之刃零》Steam夺冠PS全球TOP10，就是手感有点飘？</w:t>
+      </w:r>
+    </w:p>
+    <w:p>
+      <w:r>
+        <w:rPr>
+          <w:rFonts w:ascii="Times New Roman" w:hAnsi="Times New Roman" w:eastAsia="宋体"/>
+          <w:color w:val="888888"/>
+          <w:sz w:val="18"/>
+        </w:rPr>
+        <w:t>来源:GameLook | 时间:10-30 10:59</w:t>
+      </w:r>
+    </w:p>
+    <w:p>
+      <w:r>
+        <w:rPr>
+          <w:rFonts w:ascii="Times New Roman" w:hAnsi="Times New Roman" w:eastAsia="宋体"/>
+          <w:sz w:val="18"/>
+        </w:rPr>
+        <w:t>链接:</w:t>
+      </w:r>
+      <w:hyperlink r:id="rId35">
+        <w:r>
+          <w:rPr>
+            <w:color w:val="0563C1"/>
+            <w:u w:val="single"/>
+          </w:rPr>
+          <w:t>中国3A游戏狂热熄火！《影之刃零》Steam夺冠PS全球TOP10，就是手感有点飘？</w:t>
+        </w:r>
+      </w:hyperlink>
+    </w:p>
+    <w:p>
+      <w:pPr>
+        <w:pStyle w:val="Heading3"/>
+      </w:pPr>
+      <w:r>
+        <w:rPr>
+          <w:rFonts w:ascii="Times New Roman" w:hAnsi="Times New Roman" w:eastAsia="黑体"/>
+          <w:b w:val="0"/>
+          <w:color w:val="888888"/>
+          <w:sz w:val="24"/>
+        </w:rPr>
+        <w:t>【C级·参考】</w:t>
+      </w:r>
+      <w:r>
+        <w:rPr>
+          <w:rFonts w:ascii="Times New Roman" w:hAnsi="Times New Roman" w:eastAsia="黑体"/>
+          <w:b w:val="0"/>
+          <w:color w:val="888888"/>
+          <w:sz w:val="24"/>
+        </w:rPr>
+        <w:t>183款国产12款进口游戏获版号：散爆《少前:蓝蝶契约》乐元素《他予回声》过审</w:t>
+      </w:r>
+    </w:p>
+    <w:p>
+      <w:r>
+        <w:rPr>
+          <w:rFonts w:ascii="Times New Roman" w:hAnsi="Times New Roman" w:eastAsia="宋体"/>
+          <w:color w:val="888888"/>
+          <w:sz w:val="18"/>
+        </w:rPr>
+        <w:t>来源:GameLook | 时间:10-30 09:44</w:t>
       </w:r>
     </w:p>
     <w:p>
@@ -1537,7 +1532,7 @@
             <w:color w:val="0563C1"/>
             <w:u w:val="single"/>
           </w:rPr>
-          <w:t>机械革命带来酷睿 5 205H + RTX 3050 (4GB) 旷世 16 游戏本，11 月 5 日发售</w:t>
+          <w:t>183款国产12款进口游戏获版号：散爆《少前:蓝蝶契约》乐元素《他予回声》过审</w:t>
         </w:r>
       </w:hyperlink>
     </w:p>
@@ -1552,6 +1547,57 @@
         </w:rPr>
         <w:t>消费/以旧换新/新餐饮</w:t>
       </w:r>
+    </w:p>
+    <w:p>
+      <w:pPr>
+        <w:pStyle w:val="Heading3"/>
+      </w:pPr>
+      <w:r>
+        <w:rPr>
+          <w:rFonts w:ascii="Times New Roman" w:hAnsi="Times New Roman" w:eastAsia="黑体"/>
+          <w:b w:val="0"/>
+          <w:color w:val="888888"/>
+          <w:sz w:val="24"/>
+        </w:rPr>
+        <w:t>【C级·参考】</w:t>
+      </w:r>
+      <w:r>
+        <w:rPr>
+          <w:rFonts w:ascii="Times New Roman" w:hAnsi="Times New Roman" w:eastAsia="黑体"/>
+          <w:b w:val="0"/>
+          <w:color w:val="888888"/>
+          <w:sz w:val="24"/>
+        </w:rPr>
+        <w:t>市场监管总局提醒消费者：新能源汽车外放电插座产品需注意“选、用、护”</w:t>
+      </w:r>
+    </w:p>
+    <w:p>
+      <w:r>
+        <w:rPr>
+          <w:rFonts w:ascii="Times New Roman" w:hAnsi="Times New Roman" w:eastAsia="宋体"/>
+          <w:color w:val="888888"/>
+          <w:sz w:val="18"/>
+        </w:rPr>
+        <w:t>来源:IT之家 | 时间:10-30 14:27</w:t>
+      </w:r>
+    </w:p>
+    <w:p>
+      <w:r>
+        <w:rPr>
+          <w:rFonts w:ascii="Times New Roman" w:hAnsi="Times New Roman" w:eastAsia="宋体"/>
+          <w:sz w:val="18"/>
+        </w:rPr>
+        <w:t>链接:</w:t>
+      </w:r>
+      <w:hyperlink r:id="rId37">
+        <w:r>
+          <w:rPr>
+            <w:color w:val="0563C1"/>
+            <w:u w:val="single"/>
+          </w:rPr>
+          <w:t>市场监管总局提醒消费者：新能源汽车外放电插座产品需注意“选、用、护”</w:t>
+        </w:r>
+      </w:hyperlink>
     </w:p>
     <w:p>
       <w:pPr>
@@ -1594,64 +1640,13 @@
         </w:rPr>
         <w:t>链接:</w:t>
       </w:r>
-      <w:hyperlink r:id="rId37">
+      <w:hyperlink r:id="rId38">
         <w:r>
           <w:rPr>
             <w:color w:val="0563C1"/>
             <w:u w:val="single"/>
           </w:rPr>
           <w:t>vivo Y600 手机开售：10000mAh 大电池加持，国补到手价 1699 元起</w:t>
-        </w:r>
-      </w:hyperlink>
-    </w:p>
-    <w:p>
-      <w:pPr>
-        <w:pStyle w:val="Heading3"/>
-      </w:pPr>
-      <w:r>
-        <w:rPr>
-          <w:rFonts w:ascii="Times New Roman" w:hAnsi="Times New Roman" w:eastAsia="黑体"/>
-          <w:b w:val="0"/>
-          <w:color w:val="888888"/>
-          <w:sz w:val="24"/>
-        </w:rPr>
-        <w:t>【C级·参考】</w:t>
-      </w:r>
-      <w:r>
-        <w:rPr>
-          <w:rFonts w:ascii="Times New Roman" w:hAnsi="Times New Roman" w:eastAsia="黑体"/>
-          <w:b w:val="0"/>
-          <w:color w:val="888888"/>
-          <w:sz w:val="24"/>
-        </w:rPr>
-        <w:t>小体积恒定光圈：适马 18-50mm F2.8 DC DN 半画幅镜头 2099 元国补新低</w:t>
-      </w:r>
-    </w:p>
-    <w:p>
-      <w:r>
-        <w:rPr>
-          <w:rFonts w:ascii="Times New Roman" w:hAnsi="Times New Roman" w:eastAsia="宋体"/>
-          <w:color w:val="888888"/>
-          <w:sz w:val="18"/>
-        </w:rPr>
-        <w:t>来源:IT之家 | 时间:10-30 11:13</w:t>
-      </w:r>
-    </w:p>
-    <w:p>
-      <w:r>
-        <w:rPr>
-          <w:rFonts w:ascii="Times New Roman" w:hAnsi="Times New Roman" w:eastAsia="宋体"/>
-          <w:sz w:val="18"/>
-        </w:rPr>
-        <w:t>链接:</w:t>
-      </w:r>
-      <w:hyperlink r:id="rId38">
-        <w:r>
-          <w:rPr>
-            <w:color w:val="0563C1"/>
-            <w:u w:val="single"/>
-          </w:rPr>
-          <w:t>小体积恒定光圈：适马 18-50mm F2.8 DC DN 半画幅镜头 2099 元国补新低</w:t>
         </w:r>
       </w:hyperlink>
     </w:p>
@@ -1681,7 +1676,7 @@
           <w:rFonts w:ascii="Times New Roman" w:hAnsi="Times New Roman" w:eastAsia="宋体"/>
           <w:sz w:val="18"/>
         </w:rPr>
-        <w:t>IT之家(58)、HackerNews(7)、Bing新闻(14)</w:t>
+        <w:t>IT之家(60)、GameLook(6)、HackerNews(7)、Bing新闻(13)</w:t>
       </w:r>
     </w:p>
     <w:p>
@@ -1698,7 +1693,7 @@
           <w:rFonts w:ascii="Times New Roman" w:hAnsi="Times New Roman" w:eastAsia="宋体"/>
           <w:sz w:val="18"/>
         </w:rPr>
-        <w:t>36氪(no entries)、GameLook(HTTP 502)</w:t>
+        <w:t>36氪(no entries)</w:t>
       </w:r>
     </w:p>
     <w:p>

--- a/briefings/线口监测午报-2026-10-30.docx
+++ b/briefings/线口监测午报-2026-10-30.docx
@@ -22,7 +22,7 @@
           <w:color w:val="888888"/>
           <w:sz w:val="18"/>
         </w:rPr>
-        <w:t>监测窗口:近48小时 | 生成时间:2026-10-30 15:10</w:t>
+        <w:t>监测窗口:近48小时 | 生成时间:2026-10-30 22:01</w:t>
       </w:r>
     </w:p>
     <w:p>
@@ -70,7 +70,7 @@
           <w:color w:val="888888"/>
           <w:sz w:val="24"/>
         </w:rPr>
-        <w:t>曝 DeepSeek 第二轮融资 1055 亿元：估值 6155 亿元，腾讯、宁德时代、长鑫存储、中芯国际、美团、vivo 等参与</w:t>
+        <w:t>奥尔特曼回应 AI 冲击：理解数学家的处境，但 OpenAI 不会停止研究</w:t>
       </w:r>
     </w:p>
     <w:p>
@@ -80,7 +80,7 @@
           <w:color w:val="888888"/>
           <w:sz w:val="18"/>
         </w:rPr>
-        <w:t>来源:IT之家 | 时间:10-30 14:59</w:t>
+        <w:t>来源:IT之家 | 时间:10-30 21:50</w:t>
       </w:r>
     </w:p>
     <w:p>
@@ -97,7 +97,7 @@
             <w:color w:val="0563C1"/>
             <w:u w:val="single"/>
           </w:rPr>
-          <w:t>曝 DeepSeek 第二轮融资 1055 亿元：估值 6155 亿元，腾讯、宁德时代、长鑫存储、中芯国际、美团、vivo 等参与</w:t>
+          <w:t>奥尔特曼回应 AI 冲击：理解数学家的处境，但 OpenAI 不会停止研究</w:t>
         </w:r>
       </w:hyperlink>
     </w:p>
@@ -121,7 +121,7 @@
           <w:color w:val="888888"/>
           <w:sz w:val="24"/>
         </w:rPr>
-        <w:t>海信大圣“G5 PRO AI 款”27 英寸显示器上架：2K 200Hz，1299 元</w:t>
+        <w:t>地平线创始人余凯吐槽智驾芯片 PPT 算力虚标：英伟达按稠密算力两倍标，而业界已经吹到 6-7 倍</w:t>
       </w:r>
     </w:p>
     <w:p>
@@ -131,7 +131,7 @@
           <w:color w:val="888888"/>
           <w:sz w:val="18"/>
         </w:rPr>
-        <w:t>来源:IT之家 | 时间:10-30 14:55</w:t>
+        <w:t>来源:IT之家 | 时间:10-30 21:43</w:t>
       </w:r>
     </w:p>
     <w:p>
@@ -148,7 +148,7 @@
             <w:color w:val="0563C1"/>
             <w:u w:val="single"/>
           </w:rPr>
-          <w:t>海信大圣“G5 PRO AI 款”27 英寸显示器上架：2K 200Hz，1299 元</w:t>
+          <w:t>地平线创始人余凯吐槽智驾芯片 PPT 算力虚标：英伟达按稠密算力两倍标，而业界已经吹到 6-7 倍</w:t>
         </w:r>
       </w:hyperlink>
     </w:p>
@@ -172,7 +172,7 @@
           <w:color w:val="888888"/>
           <w:sz w:val="24"/>
         </w:rPr>
-        <w:t>村田制作所计划五年投入 1 万亿日元，将 MLCC 电容销售额翻倍以满足 AI 需求</w:t>
+        <w:t>苹果已收购数据工程公司 Ascend.io，扩大 AI 技术布局</w:t>
       </w:r>
     </w:p>
     <w:p>
@@ -182,7 +182,7 @@
           <w:color w:val="888888"/>
           <w:sz w:val="18"/>
         </w:rPr>
-        <w:t>来源:IT之家 | 时间:10-30 14:39</w:t>
+        <w:t>来源:IT之家 | 时间:10-30 21:33</w:t>
       </w:r>
     </w:p>
     <w:p>
@@ -199,7 +199,7 @@
             <w:color w:val="0563C1"/>
             <w:u w:val="single"/>
           </w:rPr>
-          <w:t>村田制作所计划五年投入 1 万亿日元，将 MLCC 电容销售额翻倍以满足 AI 需求</w:t>
+          <w:t>苹果已收购数据工程公司 Ascend.io，扩大 AI 技术布局</w:t>
         </w:r>
       </w:hyperlink>
     </w:p>
@@ -223,7 +223,7 @@
           <w:color w:val="888888"/>
           <w:sz w:val="24"/>
         </w:rPr>
-        <w:t>AI 悄悄“带偏”专家：研究显示人类可能把机器观点误认为自己的判断</w:t>
+        <w:t>US Reps Lead Democratic Resolution Opposing A.I. Bubble Bailout for Big Tech</w:t>
       </w:r>
     </w:p>
     <w:p>
@@ -233,7 +233,7 @@
           <w:color w:val="888888"/>
           <w:sz w:val="18"/>
         </w:rPr>
-        <w:t>来源:IT之家 | 时间:10-30 14:33</w:t>
+        <w:t>来源:Hacker News | 时间:10-30 20:08</w:t>
       </w:r>
     </w:p>
     <w:p>
@@ -250,7 +250,7 @@
             <w:color w:val="0563C1"/>
             <w:u w:val="single"/>
           </w:rPr>
-          <w:t>AI 悄悄“带偏”专家：研究显示人类可能把机器观点误认为自己的判断</w:t>
+          <w:t>US Reps Lead Democratic Resolution Opposing A.I. Bubble Bailout for Big Tech</w:t>
         </w:r>
       </w:hyperlink>
     </w:p>
@@ -274,7 +274,7 @@
           <w:color w:val="888888"/>
           <w:sz w:val="24"/>
         </w:rPr>
-        <w:t>Qwenputer 问世：把 RISC-V CPU 指令集塞进模型，AI 算数不再靠外部工具</w:t>
+        <w:t>苹果 AirPods 全国国补开启：AirPods Pro 3 京东 1121 元，AirPods 5 低至 764 元</w:t>
       </w:r>
     </w:p>
     <w:p>
@@ -284,7 +284,7 @@
           <w:color w:val="888888"/>
           <w:sz w:val="18"/>
         </w:rPr>
-        <w:t>来源:IT之家 | 时间:10-30 14:12</w:t>
+        <w:t>来源:IT之家 | 时间:10-30 19:49</w:t>
       </w:r>
     </w:p>
     <w:p>
@@ -301,7 +301,7 @@
             <w:color w:val="0563C1"/>
             <w:u w:val="single"/>
           </w:rPr>
-          <w:t>Qwenputer 问世：把 RISC-V CPU 指令集塞进模型，AI 算数不再靠外部工具</w:t>
+          <w:t>苹果 AirPods 全国国补开启：AirPods Pro 3 京东 1121 元，AirPods 5 低至 764 元</w:t>
         </w:r>
       </w:hyperlink>
     </w:p>
@@ -325,7 +325,7 @@
           <w:color w:val="888888"/>
           <w:sz w:val="24"/>
         </w:rPr>
-        <w:t>告别知识截止日：谷歌让 AI 学会“睡觉”，边用边学还不忘旧知识</w:t>
+        <w:t>极空间 Z4Air 四盘位 NAS 发售：搭载海思 Hi3781V730 八核芯片，首发 1899 元</w:t>
       </w:r>
     </w:p>
     <w:p>
@@ -335,7 +335,7 @@
           <w:color w:val="888888"/>
           <w:sz w:val="18"/>
         </w:rPr>
-        <w:t>来源:IT之家 | 时间:10-30 13:51</w:t>
+        <w:t>来源:IT之家 | 时间:10-30 19:45</w:t>
       </w:r>
     </w:p>
     <w:p>
@@ -352,7 +352,7 @@
             <w:color w:val="0563C1"/>
             <w:u w:val="single"/>
           </w:rPr>
-          <w:t>告别知识截止日：谷歌让 AI 学会“睡觉”，边用边学还不忘旧知识</w:t>
+          <w:t>极空间 Z4Air 四盘位 NAS 发售：搭载海思 Hi3781V730 八核芯片，首发 1899 元</w:t>
         </w:r>
       </w:hyperlink>
     </w:p>
@@ -376,7 +376,7 @@
           <w:color w:val="888888"/>
           <w:sz w:val="24"/>
         </w:rPr>
-        <w:t>美媒曝五角大楼安全事故：被禁用的 AI，在美军网络里运行了两个月</w:t>
+        <w:t>iPhone 18 Pro / Max 20:00 至高补贴 1600 元， AirPods Pro 3 京东自营破冰新低</w:t>
       </w:r>
     </w:p>
     <w:p>
@@ -386,7 +386,7 @@
           <w:color w:val="888888"/>
           <w:sz w:val="18"/>
         </w:rPr>
-        <w:t>来源:IT之家 | 时间:10-30 13:32</w:t>
+        <w:t>来源:IT之家 | 时间:10-30 18:36</w:t>
       </w:r>
     </w:p>
     <w:p>
@@ -403,7 +403,7 @@
             <w:color w:val="0563C1"/>
             <w:u w:val="single"/>
           </w:rPr>
-          <w:t>美媒曝五角大楼安全事故：被禁用的 AI，在美军网络里运行了两个月</w:t>
+          <w:t>iPhone 18 Pro / Max 20:00 至高补贴 1600 元， AirPods Pro 3 京东自营破冰新低</w:t>
         </w:r>
       </w:hyperlink>
     </w:p>
@@ -427,7 +427,7 @@
           <w:color w:val="888888"/>
           <w:sz w:val="24"/>
         </w:rPr>
-        <w:t>OPPO Reno17 系列手机、Watch 5 手表、Pad Air6 平板开启预约</w:t>
+        <w:t>出货20万颗之后，XHEART的“大模型定义芯片”路线走到哪了</w:t>
       </w:r>
     </w:p>
     <w:p>
@@ -437,7 +437,7 @@
           <w:color w:val="888888"/>
           <w:sz w:val="18"/>
         </w:rPr>
-        <w:t>来源:IT之家 | 时间:10-30 12:50</w:t>
+        <w:t>来源:Bing新闻 | 时间:10-30 07:49</w:t>
       </w:r>
     </w:p>
     <w:p>
@@ -454,7 +454,7 @@
             <w:color w:val="0563C1"/>
             <w:u w:val="single"/>
           </w:rPr>
-          <w:t>OPPO Reno17 系列手机、Watch 5 手表、Pad Air6 平板开启预约</w:t>
+          <w:t>出货20万颗之后，XHEART的“大模型定义芯片”路线走到哪了</w:t>
         </w:r>
       </w:hyperlink>
     </w:p>
@@ -478,7 +478,7 @@
           <w:color w:val="888888"/>
           <w:sz w:val="24"/>
         </w:rPr>
-        <w:t>Meta 悄悄推出穿搭应用 Style Sketch：AI 帮你搭衣服，还能虚拟试穿</w:t>
+        <w:t>Mistral开源发布Large 4大模型，提供主权级AI控制能力</w:t>
       </w:r>
     </w:p>
     <w:p>
@@ -488,7 +488,7 @@
           <w:color w:val="888888"/>
           <w:sz w:val="18"/>
         </w:rPr>
-        <w:t>来源:IT之家 | 时间:10-30 12:38</w:t>
+        <w:t>来源:Bing新闻 | 时间:10-30 07:45</w:t>
       </w:r>
     </w:p>
     <w:p>
@@ -505,670 +505,7 @@
             <w:color w:val="0563C1"/>
             <w:u w:val="single"/>
           </w:rPr>
-          <w:t>Meta 悄悄推出穿搭应用 Style Sketch：AI 帮你搭衣服，还能虚拟试穿</w:t>
-        </w:r>
-      </w:hyperlink>
-    </w:p>
-    <w:p>
-      <w:pPr>
-        <w:pStyle w:val="Heading3"/>
-      </w:pPr>
-      <w:r>
-        <w:rPr>
-          <w:rFonts w:ascii="Times New Roman" w:hAnsi="Times New Roman" w:eastAsia="黑体"/>
-          <w:b w:val="0"/>
-          <w:color w:val="888888"/>
-          <w:sz w:val="24"/>
-        </w:rPr>
-        <w:t>【C级·参考】</w:t>
-      </w:r>
-      <w:r>
-        <w:rPr>
-          <w:rFonts w:ascii="Times New Roman" w:hAnsi="Times New Roman" w:eastAsia="黑体"/>
-          <w:b w:val="0"/>
-          <w:color w:val="888888"/>
-          <w:sz w:val="24"/>
-        </w:rPr>
-        <w:t>新研究称 AI 模型使用成本受不同语种影响，Token 消耗量最高可相差 17 倍</w:t>
-      </w:r>
-    </w:p>
-    <w:p>
-      <w:r>
-        <w:rPr>
-          <w:rFonts w:ascii="Times New Roman" w:hAnsi="Times New Roman" w:eastAsia="宋体"/>
-          <w:color w:val="888888"/>
-          <w:sz w:val="18"/>
-        </w:rPr>
-        <w:t>来源:IT之家 | 时间:10-30 12:25</w:t>
-      </w:r>
-    </w:p>
-    <w:p>
-      <w:r>
-        <w:rPr>
-          <w:rFonts w:ascii="Times New Roman" w:hAnsi="Times New Roman" w:eastAsia="宋体"/>
-          <w:sz w:val="18"/>
-        </w:rPr>
-        <w:t>链接:</w:t>
-      </w:r>
-      <w:hyperlink r:id="rId18">
-        <w:r>
-          <w:rPr>
-            <w:color w:val="0563C1"/>
-            <w:u w:val="single"/>
-          </w:rPr>
-          <w:t>新研究称 AI 模型使用成本受不同语种影响，Token 消耗量最高可相差 17 倍</w:t>
-        </w:r>
-      </w:hyperlink>
-    </w:p>
-    <w:p>
-      <w:pPr>
-        <w:pStyle w:val="Heading3"/>
-      </w:pPr>
-      <w:r>
-        <w:rPr>
-          <w:rFonts w:ascii="Times New Roman" w:hAnsi="Times New Roman" w:eastAsia="黑体"/>
-          <w:b w:val="0"/>
-          <w:color w:val="888888"/>
-          <w:sz w:val="24"/>
-        </w:rPr>
-        <w:t>【C级·参考】</w:t>
-      </w:r>
-      <w:r>
-        <w:rPr>
-          <w:rFonts w:ascii="Times New Roman" w:hAnsi="Times New Roman" w:eastAsia="黑体"/>
-          <w:b w:val="0"/>
-          <w:color w:val="888888"/>
-          <w:sz w:val="24"/>
-        </w:rPr>
-        <w:t>Reddit 大调整：浏览内容需先登录，以防范 AI 爬虫</w:t>
-      </w:r>
-    </w:p>
-    <w:p>
-      <w:r>
-        <w:rPr>
-          <w:rFonts w:ascii="Times New Roman" w:hAnsi="Times New Roman" w:eastAsia="宋体"/>
-          <w:color w:val="888888"/>
-          <w:sz w:val="18"/>
-        </w:rPr>
-        <w:t>来源:IT之家 | 时间:10-30 11:58</w:t>
-      </w:r>
-    </w:p>
-    <w:p>
-      <w:r>
-        <w:rPr>
-          <w:rFonts w:ascii="Times New Roman" w:hAnsi="Times New Roman" w:eastAsia="宋体"/>
-          <w:sz w:val="18"/>
-        </w:rPr>
-        <w:t>链接:</w:t>
-      </w:r>
-      <w:hyperlink r:id="rId19">
-        <w:r>
-          <w:rPr>
-            <w:color w:val="0563C1"/>
-            <w:u w:val="single"/>
-          </w:rPr>
-          <w:t>Reddit 大调整：浏览内容需先登录，以防范 AI 爬虫</w:t>
-        </w:r>
-      </w:hyperlink>
-    </w:p>
-    <w:p>
-      <w:pPr>
-        <w:pStyle w:val="Heading3"/>
-      </w:pPr>
-      <w:r>
-        <w:rPr>
-          <w:rFonts w:ascii="Times New Roman" w:hAnsi="Times New Roman" w:eastAsia="黑体"/>
-          <w:b w:val="0"/>
-          <w:color w:val="888888"/>
-          <w:sz w:val="24"/>
-        </w:rPr>
-        <w:t>【C级·参考】</w:t>
-      </w:r>
-      <w:r>
-        <w:rPr>
-          <w:rFonts w:ascii="Times New Roman" w:hAnsi="Times New Roman" w:eastAsia="黑体"/>
-          <w:b w:val="0"/>
-          <w:color w:val="888888"/>
-          <w:sz w:val="24"/>
-        </w:rPr>
-        <w:t>苹果 CarPlay 现接入 Claude，用户开车也能语音问 AI</w:t>
-      </w:r>
-    </w:p>
-    <w:p>
-      <w:r>
-        <w:rPr>
-          <w:rFonts w:ascii="Times New Roman" w:hAnsi="Times New Roman" w:eastAsia="宋体"/>
-          <w:color w:val="888888"/>
-          <w:sz w:val="18"/>
-        </w:rPr>
-        <w:t>来源:IT之家 | 时间:10-30 11:19</w:t>
-      </w:r>
-    </w:p>
-    <w:p>
-      <w:r>
-        <w:rPr>
-          <w:rFonts w:ascii="Times New Roman" w:hAnsi="Times New Roman" w:eastAsia="宋体"/>
-          <w:sz w:val="18"/>
-        </w:rPr>
-        <w:t>链接:</w:t>
-      </w:r>
-      <w:hyperlink r:id="rId20">
-        <w:r>
-          <w:rPr>
-            <w:color w:val="0563C1"/>
-            <w:u w:val="single"/>
-          </w:rPr>
-          <w:t>苹果 CarPlay 现接入 Claude，用户开车也能语音问 AI</w:t>
-        </w:r>
-      </w:hyperlink>
-    </w:p>
-    <w:p>
-      <w:pPr>
-        <w:pStyle w:val="Heading3"/>
-      </w:pPr>
-      <w:r>
-        <w:rPr>
-          <w:rFonts w:ascii="Times New Roman" w:hAnsi="Times New Roman" w:eastAsia="黑体"/>
-          <w:b w:val="0"/>
-          <w:color w:val="888888"/>
-          <w:sz w:val="24"/>
-        </w:rPr>
-        <w:t>【C级·参考】</w:t>
-      </w:r>
-      <w:r>
-        <w:rPr>
-          <w:rFonts w:ascii="Times New Roman" w:hAnsi="Times New Roman" w:eastAsia="黑体"/>
-          <w:b w:val="0"/>
-          <w:color w:val="888888"/>
-          <w:sz w:val="24"/>
-        </w:rPr>
-        <w:t>Valve答疑Steam宣发和独游困境，“不打算删除AI垃圾游戏”！</w:t>
-      </w:r>
-    </w:p>
-    <w:p>
-      <w:r>
-        <w:rPr>
-          <w:rFonts w:ascii="Times New Roman" w:hAnsi="Times New Roman" w:eastAsia="宋体"/>
-          <w:color w:val="888888"/>
-          <w:sz w:val="18"/>
-        </w:rPr>
-        <w:t>来源:GameLook | 时间:10-30 10:47</w:t>
-      </w:r>
-    </w:p>
-    <w:p>
-      <w:r>
-        <w:rPr>
-          <w:rFonts w:ascii="Times New Roman" w:hAnsi="Times New Roman" w:eastAsia="宋体"/>
-          <w:sz w:val="18"/>
-        </w:rPr>
-        <w:t>链接:</w:t>
-      </w:r>
-      <w:hyperlink r:id="rId21">
-        <w:r>
-          <w:rPr>
-            <w:color w:val="0563C1"/>
-            <w:u w:val="single"/>
-          </w:rPr>
-          <w:t>Valve答疑Steam宣发和独游困境，“不打算删除AI垃圾游戏”！</w:t>
-        </w:r>
-      </w:hyperlink>
-    </w:p>
-    <w:p>
-      <w:pPr>
-        <w:pStyle w:val="Heading3"/>
-      </w:pPr>
-      <w:r>
-        <w:rPr>
-          <w:rFonts w:ascii="Times New Roman" w:hAnsi="Times New Roman" w:eastAsia="黑体"/>
-          <w:b w:val="0"/>
-          <w:color w:val="888888"/>
-          <w:sz w:val="24"/>
-        </w:rPr>
-        <w:t>【C级·参考】</w:t>
-      </w:r>
-      <w:r>
-        <w:rPr>
-          <w:rFonts w:ascii="Times New Roman" w:hAnsi="Times New Roman" w:eastAsia="黑体"/>
-          <w:b w:val="0"/>
-          <w:color w:val="888888"/>
-          <w:sz w:val="24"/>
-        </w:rPr>
-        <w:t>Pico CSS is no longer maintained</w:t>
-      </w:r>
-    </w:p>
-    <w:p>
-      <w:r>
-        <w:rPr>
-          <w:rFonts w:ascii="Times New Roman" w:hAnsi="Times New Roman" w:eastAsia="宋体"/>
-          <w:color w:val="888888"/>
-          <w:sz w:val="18"/>
-        </w:rPr>
-        <w:t>来源:Hacker News | 时间:10-30 09:58</w:t>
-      </w:r>
-    </w:p>
-    <w:p>
-      <w:r>
-        <w:rPr>
-          <w:rFonts w:ascii="Times New Roman" w:hAnsi="Times New Roman" w:eastAsia="宋体"/>
-          <w:sz w:val="18"/>
-        </w:rPr>
-        <w:t>链接:</w:t>
-      </w:r>
-      <w:hyperlink r:id="rId22">
-        <w:r>
-          <w:rPr>
-            <w:color w:val="0563C1"/>
-            <w:u w:val="single"/>
-          </w:rPr>
-          <w:t>Pico CSS is no longer maintained</w:t>
-        </w:r>
-      </w:hyperlink>
-    </w:p>
-    <w:p>
-      <w:pPr>
-        <w:pStyle w:val="Heading3"/>
-      </w:pPr>
-      <w:r>
-        <w:rPr>
-          <w:rFonts w:ascii="Times New Roman" w:hAnsi="Times New Roman" w:eastAsia="黑体"/>
-          <w:b w:val="0"/>
-          <w:color w:val="888888"/>
-          <w:sz w:val="24"/>
-        </w:rPr>
-        <w:t>【C级·参考】</w:t>
-      </w:r>
-      <w:r>
-        <w:rPr>
-          <w:rFonts w:ascii="Times New Roman" w:hAnsi="Times New Roman" w:eastAsia="黑体"/>
-          <w:b w:val="0"/>
-          <w:color w:val="888888"/>
-          <w:sz w:val="24"/>
-        </w:rPr>
-        <w:t>大模型开始“定义”芯片：国产车规AI算力的竞争标尺变了</w:t>
-      </w:r>
-    </w:p>
-    <w:p>
-      <w:r>
-        <w:rPr>
-          <w:rFonts w:ascii="Times New Roman" w:hAnsi="Times New Roman" w:eastAsia="宋体"/>
-          <w:color w:val="888888"/>
-          <w:sz w:val="18"/>
-        </w:rPr>
-        <w:t>来源:Bing新闻 | 时间:10-30 07:42</w:t>
-      </w:r>
-    </w:p>
-    <w:p>
-      <w:r>
-        <w:rPr>
-          <w:rFonts w:ascii="Times New Roman" w:hAnsi="Times New Roman" w:eastAsia="宋体"/>
-          <w:sz w:val="18"/>
-        </w:rPr>
-        <w:t>链接:</w:t>
-      </w:r>
-      <w:hyperlink r:id="rId23">
-        <w:r>
-          <w:rPr>
-            <w:color w:val="0563C1"/>
-            <w:u w:val="single"/>
-          </w:rPr>
-          <w:t>大模型开始“定义”芯片：国产车规AI算力的竞争标尺变了</w:t>
-        </w:r>
-      </w:hyperlink>
-    </w:p>
-    <w:p>
-      <w:pPr>
-        <w:pStyle w:val="Heading3"/>
-      </w:pPr>
-      <w:r>
-        <w:rPr>
-          <w:rFonts w:ascii="Times New Roman" w:hAnsi="Times New Roman" w:eastAsia="黑体"/>
-          <w:b w:val="0"/>
-          <w:color w:val="888888"/>
-          <w:sz w:val="24"/>
-        </w:rPr>
-        <w:t>【C级·参考】</w:t>
-      </w:r>
-      <w:r>
-        <w:rPr>
-          <w:rFonts w:ascii="Times New Roman" w:hAnsi="Times New Roman" w:eastAsia="黑体"/>
-          <w:b w:val="0"/>
-          <w:color w:val="888888"/>
-          <w:sz w:val="24"/>
-        </w:rPr>
-        <w:t>A Pig, the State, and War: Porco Rosso (Kurenai No Buta) (2014)</w:t>
-      </w:r>
-    </w:p>
-    <w:p>
-      <w:r>
-        <w:rPr>
-          <w:rFonts w:ascii="Times New Roman" w:hAnsi="Times New Roman" w:eastAsia="宋体"/>
-          <w:color w:val="888888"/>
-          <w:sz w:val="18"/>
-        </w:rPr>
-        <w:t>来源:Hacker News | 时间:10-30 06:26</w:t>
-      </w:r>
-    </w:p>
-    <w:p>
-      <w:r>
-        <w:rPr>
-          <w:rFonts w:ascii="Times New Roman" w:hAnsi="Times New Roman" w:eastAsia="宋体"/>
-          <w:sz w:val="18"/>
-        </w:rPr>
-        <w:t>链接:</w:t>
-      </w:r>
-      <w:hyperlink r:id="rId24">
-        <w:r>
-          <w:rPr>
-            <w:color w:val="0563C1"/>
-            <w:u w:val="single"/>
-          </w:rPr>
-          <w:t>A Pig, the State, and War: Porco Rosso (Kurenai No Buta) (2014)</w:t>
-        </w:r>
-      </w:hyperlink>
-    </w:p>
-    <w:p>
-      <w:pPr>
-        <w:pStyle w:val="Heading3"/>
-      </w:pPr>
-      <w:r>
-        <w:rPr>
-          <w:rFonts w:ascii="Times New Roman" w:hAnsi="Times New Roman" w:eastAsia="黑体"/>
-          <w:b w:val="0"/>
-          <w:color w:val="888888"/>
-          <w:sz w:val="24"/>
-        </w:rPr>
-        <w:t>【C级·参考】</w:t>
-      </w:r>
-      <w:r>
-        <w:rPr>
-          <w:rFonts w:ascii="Times New Roman" w:hAnsi="Times New Roman" w:eastAsia="黑体"/>
-          <w:b w:val="0"/>
-          <w:color w:val="888888"/>
-          <w:sz w:val="24"/>
-        </w:rPr>
-        <w:t>We ran AI agent swarms in Minecraft and Mindustry</w:t>
-      </w:r>
-    </w:p>
-    <w:p>
-      <w:r>
-        <w:rPr>
-          <w:rFonts w:ascii="Times New Roman" w:hAnsi="Times New Roman" w:eastAsia="宋体"/>
-          <w:color w:val="888888"/>
-          <w:sz w:val="18"/>
-        </w:rPr>
-        <w:t>来源:Hacker News | 时间:10-30 05:40</w:t>
-      </w:r>
-    </w:p>
-    <w:p>
-      <w:r>
-        <w:rPr>
-          <w:rFonts w:ascii="Times New Roman" w:hAnsi="Times New Roman" w:eastAsia="宋体"/>
-          <w:sz w:val="18"/>
-        </w:rPr>
-        <w:t>链接:</w:t>
-      </w:r>
-      <w:hyperlink r:id="rId25">
-        <w:r>
-          <w:rPr>
-            <w:color w:val="0563C1"/>
-            <w:u w:val="single"/>
-          </w:rPr>
-          <w:t>We ran AI agent swarms in Minecraft and Mindustry</w:t>
-        </w:r>
-      </w:hyperlink>
-    </w:p>
-    <w:p>
-      <w:pPr>
-        <w:pStyle w:val="Heading3"/>
-      </w:pPr>
-      <w:r>
-        <w:rPr>
-          <w:rFonts w:ascii="Times New Roman" w:hAnsi="Times New Roman" w:eastAsia="黑体"/>
-          <w:b w:val="0"/>
-          <w:color w:val="888888"/>
-          <w:sz w:val="24"/>
-        </w:rPr>
-        <w:t>【C级·参考】</w:t>
-      </w:r>
-      <w:r>
-        <w:rPr>
-          <w:rFonts w:ascii="Times New Roman" w:hAnsi="Times New Roman" w:eastAsia="黑体"/>
-          <w:b w:val="0"/>
-          <w:color w:val="888888"/>
-          <w:sz w:val="24"/>
-        </w:rPr>
-        <w:t>资本抢投、大厂押注，AI眼镜最大赢家是售价50的华强北？</w:t>
-      </w:r>
-    </w:p>
-    <w:p>
-      <w:r>
-        <w:rPr>
-          <w:rFonts w:ascii="Times New Roman" w:hAnsi="Times New Roman" w:eastAsia="宋体"/>
-          <w:color w:val="888888"/>
-          <w:sz w:val="18"/>
-        </w:rPr>
-        <w:t>来源:Bing新闻 | 时间:10-30 01:01</w:t>
-      </w:r>
-    </w:p>
-    <w:p>
-      <w:r>
-        <w:rPr>
-          <w:rFonts w:ascii="Times New Roman" w:hAnsi="Times New Roman" w:eastAsia="宋体"/>
-          <w:sz w:val="18"/>
-        </w:rPr>
-        <w:t>链接:</w:t>
-      </w:r>
-      <w:hyperlink r:id="rId26">
-        <w:r>
-          <w:rPr>
-            <w:color w:val="0563C1"/>
-            <w:u w:val="single"/>
-          </w:rPr>
-          <w:t>资本抢投、大厂押注，AI眼镜最大赢家是售价50的华强北？</w:t>
-        </w:r>
-      </w:hyperlink>
-    </w:p>
-    <w:p>
-      <w:pPr>
-        <w:pStyle w:val="Heading3"/>
-      </w:pPr>
-      <w:r>
-        <w:rPr>
-          <w:rFonts w:ascii="Times New Roman" w:hAnsi="Times New Roman" w:eastAsia="黑体"/>
-          <w:b w:val="0"/>
-          <w:color w:val="888888"/>
-          <w:sz w:val="24"/>
-        </w:rPr>
-        <w:t>【C级·参考】</w:t>
-      </w:r>
-      <w:r>
-        <w:rPr>
-          <w:rFonts w:ascii="Times New Roman" w:hAnsi="Times New Roman" w:eastAsia="黑体"/>
-          <w:b w:val="0"/>
-          <w:color w:val="888888"/>
-          <w:sz w:val="24"/>
-        </w:rPr>
-        <w:t>新芯航途发布大模型芯片X7 Ultra，释放10倍模型参数</w:t>
-      </w:r>
-    </w:p>
-    <w:p>
-      <w:r>
-        <w:rPr>
-          <w:rFonts w:ascii="Times New Roman" w:hAnsi="Times New Roman" w:eastAsia="宋体"/>
-          <w:color w:val="888888"/>
-          <w:sz w:val="18"/>
-        </w:rPr>
-        <w:t>来源:Bing新闻 | 时间:10-30 00:18</w:t>
-      </w:r>
-    </w:p>
-    <w:p>
-      <w:r>
-        <w:rPr>
-          <w:rFonts w:ascii="Times New Roman" w:hAnsi="Times New Roman" w:eastAsia="宋体"/>
-          <w:sz w:val="18"/>
-        </w:rPr>
-        <w:t>链接:</w:t>
-      </w:r>
-      <w:hyperlink r:id="rId27">
-        <w:r>
-          <w:rPr>
-            <w:color w:val="0563C1"/>
-            <w:u w:val="single"/>
-          </w:rPr>
-          <w:t>新芯航途发布大模型芯片X7 Ultra，释放10倍模型参数</w:t>
-        </w:r>
-      </w:hyperlink>
-    </w:p>
-    <w:p>
-      <w:pPr>
-        <w:pStyle w:val="Heading3"/>
-      </w:pPr>
-      <w:r>
-        <w:rPr>
-          <w:rFonts w:ascii="Times New Roman" w:hAnsi="Times New Roman" w:eastAsia="黑体"/>
-          <w:b w:val="0"/>
-          <w:color w:val="888888"/>
-          <w:sz w:val="24"/>
-        </w:rPr>
-        <w:t>【C级·参考】</w:t>
-      </w:r>
-      <w:r>
-        <w:rPr>
-          <w:rFonts w:ascii="Times New Roman" w:hAnsi="Times New Roman" w:eastAsia="黑体"/>
-          <w:b w:val="0"/>
-          <w:color w:val="888888"/>
-          <w:sz w:val="24"/>
-        </w:rPr>
-        <w:t>2026年AI眼镜分化，双11买智能眼镜该看什么？</w:t>
-      </w:r>
-    </w:p>
-    <w:p>
-      <w:r>
-        <w:rPr>
-          <w:rFonts w:ascii="Times New Roman" w:hAnsi="Times New Roman" w:eastAsia="宋体"/>
-          <w:color w:val="888888"/>
-          <w:sz w:val="18"/>
-        </w:rPr>
-        <w:t>来源:Bing新闻 | 时间:10-29 23:19</w:t>
-      </w:r>
-    </w:p>
-    <w:p>
-      <w:r>
-        <w:rPr>
-          <w:rFonts w:ascii="Times New Roman" w:hAnsi="Times New Roman" w:eastAsia="宋体"/>
-          <w:sz w:val="18"/>
-        </w:rPr>
-        <w:t>链接:</w:t>
-      </w:r>
-      <w:hyperlink r:id="rId28">
-        <w:r>
-          <w:rPr>
-            <w:color w:val="0563C1"/>
-            <w:u w:val="single"/>
-          </w:rPr>
-          <w:t>2026年AI眼镜分化，双11买智能眼镜该看什么？</w:t>
-        </w:r>
-      </w:hyperlink>
-    </w:p>
-    <w:p>
-      <w:pPr>
-        <w:pStyle w:val="Heading3"/>
-      </w:pPr>
-      <w:r>
-        <w:rPr>
-          <w:rFonts w:ascii="Times New Roman" w:hAnsi="Times New Roman" w:eastAsia="黑体"/>
-          <w:b w:val="0"/>
-          <w:color w:val="888888"/>
-          <w:sz w:val="24"/>
-        </w:rPr>
-        <w:t>【C级·参考】</w:t>
-      </w:r>
-      <w:r>
-        <w:rPr>
-          <w:rFonts w:ascii="Times New Roman" w:hAnsi="Times New Roman" w:eastAsia="黑体"/>
-          <w:b w:val="0"/>
-          <w:color w:val="888888"/>
-          <w:sz w:val="24"/>
-        </w:rPr>
-        <w:t>硬件、大模型、OS齐发布，智元开启具身智能规模化部署新周期_Worken_机器人_行业</w:t>
-      </w:r>
-    </w:p>
-    <w:p>
-      <w:r>
-        <w:rPr>
-          <w:rFonts w:ascii="Times New Roman" w:hAnsi="Times New Roman" w:eastAsia="宋体"/>
-          <w:color w:val="888888"/>
-          <w:sz w:val="18"/>
-        </w:rPr>
-        <w:t>来源:Bing新闻 | 时间:10-29 22:58</w:t>
-      </w:r>
-    </w:p>
-    <w:p>
-      <w:r>
-        <w:rPr>
-          <w:rFonts w:ascii="Times New Roman" w:hAnsi="Times New Roman" w:eastAsia="宋体"/>
-          <w:sz w:val="18"/>
-        </w:rPr>
-        <w:t>链接:</w:t>
-      </w:r>
-      <w:hyperlink r:id="rId29">
-        <w:r>
-          <w:rPr>
-            <w:color w:val="0563C1"/>
-            <w:u w:val="single"/>
-          </w:rPr>
-          <w:t>硬件、大模型、OS齐发布，智元开启具身智能规模化部署新周期_Worken_机器人_行业</w:t>
-        </w:r>
-      </w:hyperlink>
-    </w:p>
-    <w:p>
-      <w:pPr>
-        <w:pStyle w:val="Heading3"/>
-      </w:pPr>
-      <w:r>
-        <w:rPr>
-          <w:rFonts w:ascii="Times New Roman" w:hAnsi="Times New Roman" w:eastAsia="黑体"/>
-          <w:b w:val="0"/>
-          <w:color w:val="888888"/>
-          <w:sz w:val="24"/>
-        </w:rPr>
-        <w:t>【C级·参考】</w:t>
-      </w:r>
-      <w:r>
-        <w:rPr>
-          <w:rFonts w:ascii="Times New Roman" w:hAnsi="Times New Roman" w:eastAsia="黑体"/>
-          <w:b w:val="0"/>
-          <w:color w:val="888888"/>
-          <w:sz w:val="24"/>
-        </w:rPr>
-        <w:t>大模型定义芯片：XHEART发布X7 Ultra，释放10倍模型参数</w:t>
-      </w:r>
-    </w:p>
-    <w:p>
-      <w:r>
-        <w:rPr>
-          <w:rFonts w:ascii="Times New Roman" w:hAnsi="Times New Roman" w:eastAsia="宋体"/>
-          <w:color w:val="888888"/>
-          <w:sz w:val="18"/>
-        </w:rPr>
-        <w:t>来源:Bing新闻 | 时间:10-29 21:21</w:t>
-      </w:r>
-    </w:p>
-    <w:p>
-      <w:r>
-        <w:rPr>
-          <w:rFonts w:ascii="Times New Roman" w:hAnsi="Times New Roman" w:eastAsia="宋体"/>
-          <w:sz w:val="18"/>
-        </w:rPr>
-        <w:t>链接:</w:t>
-      </w:r>
-      <w:hyperlink r:id="rId30">
-        <w:r>
-          <w:rPr>
-            <w:color w:val="0563C1"/>
-            <w:u w:val="single"/>
-          </w:rPr>
-          <w:t>大模型定义芯片：XHEART发布X7 Ultra，释放10倍模型参数</w:t>
+          <w:t>Mistral开源发布Large 4大模型，提供主权级AI控制能力</w:t>
         </w:r>
       </w:hyperlink>
     </w:p>
@@ -1221,7 +558,7 @@
           <w:color w:val="888888"/>
           <w:sz w:val="24"/>
         </w:rPr>
-        <w:t>鸿蒙智行问界新 M8 选配公开：华为乾崑智驾 ADS 5、全系 L3 级架构，预售 38.98 万元起</w:t>
+        <w:t>我国两栖攻击舰又有新突破！首型舰载察打一体隐身无人机“攻击-21”首次在四川舰成功起降</w:t>
       </w:r>
     </w:p>
     <w:p>
@@ -1231,7 +568,7 @@
           <w:color w:val="888888"/>
           <w:sz w:val="18"/>
         </w:rPr>
-        <w:t>来源:IT之家 | 时间:10-30 14:53</w:t>
+        <w:t>来源:IT之家 | 时间:10-30 19:12</w:t>
       </w:r>
     </w:p>
     <w:p>
@@ -1242,13 +579,13 @@
         </w:rPr>
         <w:t>链接:</w:t>
       </w:r>
-      <w:hyperlink r:id="rId31">
+      <w:hyperlink r:id="rId18">
         <w:r>
           <w:rPr>
             <w:color w:val="0563C1"/>
             <w:u w:val="single"/>
           </w:rPr>
-          <w:t>鸿蒙智行问界新 M8 选配公开：华为乾崑智驾 ADS 5、全系 L3 级架构，预售 38.98 万元起</w:t>
+          <w:t>我国两栖攻击舰又有新突破！首型舰载察打一体隐身无人机“攻击-21”首次在四川舰成功起降</w:t>
         </w:r>
       </w:hyperlink>
     </w:p>
@@ -1301,7 +638,7 @@
           <w:color w:val="888888"/>
           <w:sz w:val="24"/>
         </w:rPr>
-        <w:t>《红色沙漠》游戏首个 DLC《未知征途》发售，Steam 国区 108 元</w:t>
+        <w:t>黑鲨凤鸣 BE32 蓝牙耳机电竞版发布：2.4G + 蓝牙双模连接、-45dB ANC 混合式降噪，首发价 249 元</w:t>
       </w:r>
     </w:p>
     <w:p>
@@ -1311,7 +648,7 @@
           <w:color w:val="888888"/>
           <w:sz w:val="18"/>
         </w:rPr>
-        <w:t>来源:IT之家 | 时间:10-30 14:27</w:t>
+        <w:t>来源:IT之家 | 时间:10-30 21:44</w:t>
       </w:r>
     </w:p>
     <w:p>
@@ -1322,13 +659,13 @@
         </w:rPr>
         <w:t>链接:</w:t>
       </w:r>
-      <w:hyperlink r:id="rId32">
+      <w:hyperlink r:id="rId19">
         <w:r>
           <w:rPr>
             <w:color w:val="0563C1"/>
             <w:u w:val="single"/>
           </w:rPr>
-          <w:t>《红色沙漠》游戏首个 DLC《未知征途》发售，Steam 国区 108 元</w:t>
+          <w:t>黑鲨凤鸣 BE32 蓝牙耳机电竞版发布：2.4G + 蓝牙双模连接、-45dB ANC 混合式降噪，首发价 249 元</w:t>
         </w:r>
       </w:hyperlink>
     </w:p>
@@ -1352,7 +689,7 @@
           <w:color w:val="888888"/>
           <w:sz w:val="24"/>
         </w:rPr>
-        <w:t>微信小游戏月活榜洗牌：元梦之星6718万登顶，畅销第一《向僵尸开炮》排名第五</w:t>
+        <w:t>黑鲨风行电竞弯头数据线发布：自带 E-MARKER 芯片、支持满血 60W 快充，首发 29.9 元</w:t>
       </w:r>
     </w:p>
     <w:p>
@@ -1362,7 +699,7 @@
           <w:color w:val="888888"/>
           <w:sz w:val="18"/>
         </w:rPr>
-        <w:t>来源:GameLook | 时间:10-30 12:08</w:t>
+        <w:t>来源:IT之家 | 时间:10-30 21:16</w:t>
       </w:r>
     </w:p>
     <w:p>
@@ -1373,13 +710,13 @@
         </w:rPr>
         <w:t>链接:</w:t>
       </w:r>
-      <w:hyperlink r:id="rId33">
+      <w:hyperlink r:id="rId20">
         <w:r>
           <w:rPr>
             <w:color w:val="0563C1"/>
             <w:u w:val="single"/>
           </w:rPr>
-          <w:t>微信小游戏月活榜洗牌：元梦之星6718万登顶，畅销第一《向僵尸开炮》排名第五</w:t>
+          <w:t>黑鲨风行电竞弯头数据线发布：自带 E-MARKER 芯片、支持满血 60W 快充，首发 29.9 元</w:t>
         </w:r>
       </w:hyperlink>
     </w:p>
@@ -1403,7 +740,7 @@
           <w:color w:val="888888"/>
           <w:sz w:val="24"/>
         </w:rPr>
-        <w:t>腾讯《怪物猎人：旅人》海外发布，19国免费榜夺冠！</w:t>
+        <w:t>黑鲨凤鸣头戴式游戏耳机 Ultra 发布：-52dB 混合式主动降噪、四模连接，首发价 479 元</w:t>
       </w:r>
     </w:p>
     <w:p>
@@ -1413,7 +750,7 @@
           <w:color w:val="888888"/>
           <w:sz w:val="18"/>
         </w:rPr>
-        <w:t>来源:GameLook | 时间:10-30 12:01</w:t>
+        <w:t>来源:IT之家 | 时间:10-30 20:49</w:t>
       </w:r>
     </w:p>
     <w:p>
@@ -1424,13 +761,13 @@
         </w:rPr>
         <w:t>链接:</w:t>
       </w:r>
-      <w:hyperlink r:id="rId34">
+      <w:hyperlink r:id="rId21">
         <w:r>
           <w:rPr>
             <w:color w:val="0563C1"/>
             <w:u w:val="single"/>
           </w:rPr>
-          <w:t>腾讯《怪物猎人：旅人》海外发布，19国免费榜夺冠！</w:t>
+          <w:t>黑鲨凤鸣头戴式游戏耳机 Ultra 发布：-52dB 混合式主动降噪、四模连接，首发价 479 元</w:t>
         </w:r>
       </w:hyperlink>
     </w:p>
@@ -1454,7 +791,7 @@
           <w:color w:val="888888"/>
           <w:sz w:val="24"/>
         </w:rPr>
-        <w:t>中国3A游戏狂热熄火！《影之刃零》Steam夺冠PS全球TOP10，就是手感有点飘？</w:t>
+        <w:t>黑鲨猎刃分体式游戏手柄发布：一体五态兼容手机 / 平板 / PC 三端，霍尔双模扳机，首发价 379 元</w:t>
       </w:r>
     </w:p>
     <w:p>
@@ -1464,7 +801,7 @@
           <w:color w:val="888888"/>
           <w:sz w:val="18"/>
         </w:rPr>
-        <w:t>来源:GameLook | 时间:10-30 10:59</w:t>
+        <w:t>来源:IT之家 | 时间:10-30 20:29</w:t>
       </w:r>
     </w:p>
     <w:p>
@@ -1475,13 +812,13 @@
         </w:rPr>
         <w:t>链接:</w:t>
       </w:r>
-      <w:hyperlink r:id="rId35">
+      <w:hyperlink r:id="rId22">
         <w:r>
           <w:rPr>
             <w:color w:val="0563C1"/>
             <w:u w:val="single"/>
           </w:rPr>
-          <w:t>中国3A游戏狂热熄火！《影之刃零》Steam夺冠PS全球TOP10，就是手感有点飘？</w:t>
+          <w:t>黑鲨猎刃分体式游戏手柄发布：一体五态兼容手机 / 平板 / PC 三端，霍尔双模扳机，首发价 379 元</w:t>
         </w:r>
       </w:hyperlink>
     </w:p>
@@ -1505,7 +842,7 @@
           <w:color w:val="888888"/>
           <w:sz w:val="24"/>
         </w:rPr>
-        <w:t>183款国产12款进口游戏获版号：散爆《少前:蓝蝶契约》乐元素《他予回声》过审</w:t>
+        <w:t>电竞娱乐双旗舰：小米 REDMI MiniLED 显示器 G Pro 27U 2026 国补后 2087 元</w:t>
       </w:r>
     </w:p>
     <w:p>
@@ -1515,7 +852,7 @@
           <w:color w:val="888888"/>
           <w:sz w:val="18"/>
         </w:rPr>
-        <w:t>来源:GameLook | 时间:10-30 09:44</w:t>
+        <w:t>来源:IT之家 | 时间:10-30 20:25</w:t>
       </w:r>
     </w:p>
     <w:p>
@@ -1526,13 +863,217 @@
         </w:rPr>
         <w:t>链接:</w:t>
       </w:r>
-      <w:hyperlink r:id="rId36">
+      <w:hyperlink r:id="rId23">
         <w:r>
           <w:rPr>
             <w:color w:val="0563C1"/>
             <w:u w:val="single"/>
           </w:rPr>
-          <w:t>183款国产12款进口游戏获版号：散爆《少前:蓝蝶契约》乐元素《他予回声》过审</w:t>
+          <w:t>电竞娱乐双旗舰：小米 REDMI MiniLED 显示器 G Pro 27U 2026 国补后 2087 元</w:t>
+        </w:r>
+      </w:hyperlink>
+    </w:p>
+    <w:p>
+      <w:pPr>
+        <w:pStyle w:val="Heading3"/>
+      </w:pPr>
+      <w:r>
+        <w:rPr>
+          <w:rFonts w:ascii="Times New Roman" w:hAnsi="Times New Roman" w:eastAsia="黑体"/>
+          <w:b w:val="0"/>
+          <w:color w:val="888888"/>
+          <w:sz w:val="24"/>
+        </w:rPr>
+        <w:t>【C级·参考】</w:t>
+      </w:r>
+      <w:r>
+        <w:rPr>
+          <w:rFonts w:ascii="Times New Roman" w:hAnsi="Times New Roman" w:eastAsia="黑体"/>
+          <w:b w:val="0"/>
+          <w:color w:val="888888"/>
+          <w:sz w:val="24"/>
+        </w:rPr>
+        <w:t>腾讯《全民突击》手游将于 12 月 29 日在中国大陆地区停止运营，官方同步公布补偿方案</w:t>
+      </w:r>
+    </w:p>
+    <w:p>
+      <w:r>
+        <w:rPr>
+          <w:rFonts w:ascii="Times New Roman" w:hAnsi="Times New Roman" w:eastAsia="宋体"/>
+          <w:color w:val="888888"/>
+          <w:sz w:val="18"/>
+        </w:rPr>
+        <w:t>来源:IT之家 | 时间:10-30 20:14</w:t>
+      </w:r>
+    </w:p>
+    <w:p>
+      <w:r>
+        <w:rPr>
+          <w:rFonts w:ascii="Times New Roman" w:hAnsi="Times New Roman" w:eastAsia="宋体"/>
+          <w:sz w:val="18"/>
+        </w:rPr>
+        <w:t>链接:</w:t>
+      </w:r>
+      <w:hyperlink r:id="rId24">
+        <w:r>
+          <w:rPr>
+            <w:color w:val="0563C1"/>
+            <w:u w:val="single"/>
+          </w:rPr>
+          <w:t>腾讯《全民突击》手游将于 12 月 29 日在中国大陆地区停止运营，官方同步公布补偿方案</w:t>
+        </w:r>
+      </w:hyperlink>
+    </w:p>
+    <w:p>
+      <w:pPr>
+        <w:pStyle w:val="Heading3"/>
+      </w:pPr>
+      <w:r>
+        <w:rPr>
+          <w:rFonts w:ascii="Times New Roman" w:hAnsi="Times New Roman" w:eastAsia="黑体"/>
+          <w:b w:val="0"/>
+          <w:color w:val="888888"/>
+          <w:sz w:val="24"/>
+        </w:rPr>
+        <w:t>【C级·参考】</w:t>
+      </w:r>
+      <w:r>
+        <w:rPr>
+          <w:rFonts w:ascii="Times New Roman" w:hAnsi="Times New Roman" w:eastAsia="黑体"/>
+          <w:b w:val="0"/>
+          <w:color w:val="888888"/>
+          <w:sz w:val="24"/>
+        </w:rPr>
+        <w:t>消息称 B 社《上古卷轴 6》下月公布，游戏以落锤省为背景</w:t>
+      </w:r>
+    </w:p>
+    <w:p>
+      <w:r>
+        <w:rPr>
+          <w:rFonts w:ascii="Times New Roman" w:hAnsi="Times New Roman" w:eastAsia="宋体"/>
+          <w:color w:val="888888"/>
+          <w:sz w:val="18"/>
+        </w:rPr>
+        <w:t>来源:IT之家 | 时间:10-30 20:06</w:t>
+      </w:r>
+    </w:p>
+    <w:p>
+      <w:r>
+        <w:rPr>
+          <w:rFonts w:ascii="Times New Roman" w:hAnsi="Times New Roman" w:eastAsia="宋体"/>
+          <w:sz w:val="18"/>
+        </w:rPr>
+        <w:t>链接:</w:t>
+      </w:r>
+      <w:hyperlink r:id="rId25">
+        <w:r>
+          <w:rPr>
+            <w:color w:val="0563C1"/>
+            <w:u w:val="single"/>
+          </w:rPr>
+          <w:t>消息称 B 社《上古卷轴 6》下月公布，游戏以落锤省为背景</w:t>
+        </w:r>
+      </w:hyperlink>
+    </w:p>
+    <w:p>
+      <w:pPr>
+        <w:pStyle w:val="Heading3"/>
+      </w:pPr>
+      <w:r>
+        <w:rPr>
+          <w:rFonts w:ascii="Times New Roman" w:hAnsi="Times New Roman" w:eastAsia="黑体"/>
+          <w:b w:val="0"/>
+          <w:color w:val="888888"/>
+          <w:sz w:val="24"/>
+        </w:rPr>
+        <w:t>【C级·参考】</w:t>
+      </w:r>
+      <w:r>
+        <w:rPr>
+          <w:rFonts w:ascii="Times New Roman" w:hAnsi="Times New Roman" w:eastAsia="黑体"/>
+          <w:b w:val="0"/>
+          <w:color w:val="888888"/>
+          <w:sz w:val="24"/>
+        </w:rPr>
+        <w:t>网易《逆水寒：新世界》4.2.1 版本更新，全新场景、正传剧情，玩法大升级</w:t>
+      </w:r>
+    </w:p>
+    <w:p>
+      <w:r>
+        <w:rPr>
+          <w:rFonts w:ascii="Times New Roman" w:hAnsi="Times New Roman" w:eastAsia="宋体"/>
+          <w:color w:val="888888"/>
+          <w:sz w:val="18"/>
+        </w:rPr>
+        <w:t>来源:IT之家 | 时间:10-30 19:20</w:t>
+      </w:r>
+    </w:p>
+    <w:p>
+      <w:r>
+        <w:rPr>
+          <w:rFonts w:ascii="Times New Roman" w:hAnsi="Times New Roman" w:eastAsia="宋体"/>
+          <w:sz w:val="18"/>
+        </w:rPr>
+        <w:t>链接:</w:t>
+      </w:r>
+      <w:hyperlink r:id="rId26">
+        <w:r>
+          <w:rPr>
+            <w:color w:val="0563C1"/>
+            <w:u w:val="single"/>
+          </w:rPr>
+          <w:t>网易《逆水寒：新世界》4.2.1 版本更新，全新场景、正传剧情，玩法大升级</w:t>
+        </w:r>
+      </w:hyperlink>
+    </w:p>
+    <w:p>
+      <w:pPr>
+        <w:pStyle w:val="Heading3"/>
+      </w:pPr>
+      <w:r>
+        <w:rPr>
+          <w:rFonts w:ascii="Times New Roman" w:hAnsi="Times New Roman" w:eastAsia="黑体"/>
+          <w:b w:val="0"/>
+          <w:color w:val="888888"/>
+          <w:sz w:val="24"/>
+        </w:rPr>
+        <w:t>【C级·参考】</w:t>
+      </w:r>
+      <w:r>
+        <w:rPr>
+          <w:rFonts w:ascii="Times New Roman" w:hAnsi="Times New Roman" w:eastAsia="黑体"/>
+          <w:b w:val="0"/>
+          <w:color w:val="888888"/>
+          <w:sz w:val="24"/>
+        </w:rPr>
+        <w:t>机械革命 13645HX + 4050 游戏本极光 16 Pro 发售，到手价低至 7224.15 元</w:t>
+      </w:r>
+    </w:p>
+    <w:p>
+      <w:r>
+        <w:rPr>
+          <w:rFonts w:ascii="Times New Roman" w:hAnsi="Times New Roman" w:eastAsia="宋体"/>
+          <w:color w:val="888888"/>
+          <w:sz w:val="18"/>
+        </w:rPr>
+        <w:t>来源:IT之家 | 时间:10-30 18:59</w:t>
+      </w:r>
+    </w:p>
+    <w:p>
+      <w:r>
+        <w:rPr>
+          <w:rFonts w:ascii="Times New Roman" w:hAnsi="Times New Roman" w:eastAsia="宋体"/>
+          <w:sz w:val="18"/>
+        </w:rPr>
+        <w:t>链接:</w:t>
+      </w:r>
+      <w:hyperlink r:id="rId27">
+        <w:r>
+          <w:rPr>
+            <w:color w:val="0563C1"/>
+            <w:u w:val="single"/>
+          </w:rPr>
+          <w:t>机械革命 13645HX + 4050 游戏本极光 16 Pro 发售，到手价低至 7224.15 元</w:t>
         </w:r>
       </w:hyperlink>
     </w:p>
@@ -1568,7 +1109,7 @@
           <w:color w:val="888888"/>
           <w:sz w:val="24"/>
         </w:rPr>
-        <w:t>市场监管总局提醒消费者：新能源汽车外放电插座产品需注意“选、用、护”</w:t>
+        <w:t>12mm 动圈 + 36 小时续航：森海塞尔 ACCENTUM Clip 耳夹式耳机 1499 → 1091 元国补新低</w:t>
       </w:r>
     </w:p>
     <w:p>
@@ -1578,7 +1119,7 @@
           <w:color w:val="888888"/>
           <w:sz w:val="18"/>
         </w:rPr>
-        <w:t>来源:IT之家 | 时间:10-30 14:27</w:t>
+        <w:t>来源:IT之家 | 时间:10-30 21:44</w:t>
       </w:r>
     </w:p>
     <w:p>
@@ -1589,13 +1130,13 @@
         </w:rPr>
         <w:t>链接:</w:t>
       </w:r>
-      <w:hyperlink r:id="rId37">
+      <w:hyperlink r:id="rId28">
         <w:r>
           <w:rPr>
             <w:color w:val="0563C1"/>
             <w:u w:val="single"/>
           </w:rPr>
-          <w:t>市场监管总局提醒消费者：新能源汽车外放电插座产品需注意“选、用、护”</w:t>
+          <w:t>12mm 动圈 + 36 小时续航：森海塞尔 ACCENTUM Clip 耳夹式耳机 1499 → 1091 元国补新低</w:t>
         </w:r>
       </w:hyperlink>
     </w:p>
@@ -1619,7 +1160,7 @@
           <w:color w:val="888888"/>
           <w:sz w:val="24"/>
         </w:rPr>
-        <w:t>vivo Y600 手机开售：10000mAh 大电池加持，国补到手价 1699 元起</w:t>
+        <w:t>国补后 1499 → 1049 元：小米米家净水器 2 Pro 双出水 1200G 官方新低</w:t>
       </w:r>
     </w:p>
     <w:p>
@@ -1629,7 +1170,466 @@
           <w:color w:val="888888"/>
           <w:sz w:val="18"/>
         </w:rPr>
-        <w:t>来源:IT之家 | 时间:10-30 11:38</w:t>
+        <w:t>来源:IT之家 | 时间:10-30 21:36</w:t>
+      </w:r>
+    </w:p>
+    <w:p>
+      <w:r>
+        <w:rPr>
+          <w:rFonts w:ascii="Times New Roman" w:hAnsi="Times New Roman" w:eastAsia="宋体"/>
+          <w:sz w:val="18"/>
+        </w:rPr>
+        <w:t>链接:</w:t>
+      </w:r>
+      <w:hyperlink r:id="rId29">
+        <w:r>
+          <w:rPr>
+            <w:color w:val="0563C1"/>
+            <w:u w:val="single"/>
+          </w:rPr>
+          <w:t>国补后 1499 → 1049 元：小米米家净水器 2 Pro 双出水 1200G 官方新低</w:t>
+        </w:r>
+      </w:hyperlink>
+    </w:p>
+    <w:p>
+      <w:pPr>
+        <w:pStyle w:val="Heading3"/>
+      </w:pPr>
+      <w:r>
+        <w:rPr>
+          <w:rFonts w:ascii="Times New Roman" w:hAnsi="Times New Roman" w:eastAsia="黑体"/>
+          <w:b w:val="0"/>
+          <w:color w:val="888888"/>
+          <w:sz w:val="24"/>
+        </w:rPr>
+        <w:t>【C级·参考】</w:t>
+      </w:r>
+      <w:r>
+        <w:rPr>
+          <w:rFonts w:ascii="Times New Roman" w:hAnsi="Times New Roman" w:eastAsia="黑体"/>
+          <w:b w:val="0"/>
+          <w:color w:val="888888"/>
+          <w:sz w:val="24"/>
+        </w:rPr>
+        <w:t>双 2.5G 网口 + 支持 WiFi 7：中兴问天 BE7200 Pro + 路由器 599 → 348 元国补新低</w:t>
+      </w:r>
+    </w:p>
+    <w:p>
+      <w:r>
+        <w:rPr>
+          <w:rFonts w:ascii="Times New Roman" w:hAnsi="Times New Roman" w:eastAsia="宋体"/>
+          <w:color w:val="888888"/>
+          <w:sz w:val="18"/>
+        </w:rPr>
+        <w:t>来源:IT之家 | 时间:10-30 21:30</w:t>
+      </w:r>
+    </w:p>
+    <w:p>
+      <w:r>
+        <w:rPr>
+          <w:rFonts w:ascii="Times New Roman" w:hAnsi="Times New Roman" w:eastAsia="宋体"/>
+          <w:sz w:val="18"/>
+        </w:rPr>
+        <w:t>链接:</w:t>
+      </w:r>
+      <w:hyperlink r:id="rId30">
+        <w:r>
+          <w:rPr>
+            <w:color w:val="0563C1"/>
+            <w:u w:val="single"/>
+          </w:rPr>
+          <w:t>双 2.5G 网口 + 支持 WiFi 7：中兴问天 BE7200 Pro + 路由器 599 → 348 元国补新低</w:t>
+        </w:r>
+      </w:hyperlink>
+    </w:p>
+    <w:p>
+      <w:pPr>
+        <w:pStyle w:val="Heading3"/>
+      </w:pPr>
+      <w:r>
+        <w:rPr>
+          <w:rFonts w:ascii="Times New Roman" w:hAnsi="Times New Roman" w:eastAsia="黑体"/>
+          <w:b w:val="0"/>
+          <w:color w:val="888888"/>
+          <w:sz w:val="24"/>
+        </w:rPr>
+        <w:t>【C级·参考】</w:t>
+      </w:r>
+      <w:r>
+        <w:rPr>
+          <w:rFonts w:ascii="Times New Roman" w:hAnsi="Times New Roman" w:eastAsia="黑体"/>
+          <w:b w:val="0"/>
+          <w:color w:val="888888"/>
+          <w:sz w:val="24"/>
+        </w:rPr>
+        <w:t>2999 → 1588 元：KTC 显示器 M27P6S 国补直降，4K 160Hz/1080P 320Hz 双模 Mini LED</w:t>
+      </w:r>
+    </w:p>
+    <w:p>
+      <w:r>
+        <w:rPr>
+          <w:rFonts w:ascii="Times New Roman" w:hAnsi="Times New Roman" w:eastAsia="宋体"/>
+          <w:color w:val="888888"/>
+          <w:sz w:val="18"/>
+        </w:rPr>
+        <w:t>来源:IT之家 | 时间:10-30 21:22</w:t>
+      </w:r>
+    </w:p>
+    <w:p>
+      <w:r>
+        <w:rPr>
+          <w:rFonts w:ascii="Times New Roman" w:hAnsi="Times New Roman" w:eastAsia="宋体"/>
+          <w:sz w:val="18"/>
+        </w:rPr>
+        <w:t>链接:</w:t>
+      </w:r>
+      <w:hyperlink r:id="rId31">
+        <w:r>
+          <w:rPr>
+            <w:color w:val="0563C1"/>
+            <w:u w:val="single"/>
+          </w:rPr>
+          <w:t>2999 → 1588 元：KTC 显示器 M27P6S 国补直降，4K 160Hz/1080P 320Hz 双模 Mini LED</w:t>
+        </w:r>
+      </w:hyperlink>
+    </w:p>
+    <w:p>
+      <w:pPr>
+        <w:pStyle w:val="Heading3"/>
+      </w:pPr>
+      <w:r>
+        <w:rPr>
+          <w:rFonts w:ascii="Times New Roman" w:hAnsi="Times New Roman" w:eastAsia="黑体"/>
+          <w:b w:val="0"/>
+          <w:color w:val="888888"/>
+          <w:sz w:val="24"/>
+        </w:rPr>
+        <w:t>【C级·参考】</w:t>
+      </w:r>
+      <w:r>
+        <w:rPr>
+          <w:rFonts w:ascii="Times New Roman" w:hAnsi="Times New Roman" w:eastAsia="黑体"/>
+          <w:b w:val="0"/>
+          <w:color w:val="888888"/>
+          <w:sz w:val="24"/>
+        </w:rPr>
+        <w:t>2999 → 2343 元：技嘉 27 英寸显示器 GO27Q32 国补新低，2K 320Hz QD-OLED</w:t>
+      </w:r>
+    </w:p>
+    <w:p>
+      <w:r>
+        <w:rPr>
+          <w:rFonts w:ascii="Times New Roman" w:hAnsi="Times New Roman" w:eastAsia="宋体"/>
+          <w:color w:val="888888"/>
+          <w:sz w:val="18"/>
+        </w:rPr>
+        <w:t>来源:IT之家 | 时间:10-30 21:16</w:t>
+      </w:r>
+    </w:p>
+    <w:p>
+      <w:r>
+        <w:rPr>
+          <w:rFonts w:ascii="Times New Roman" w:hAnsi="Times New Roman" w:eastAsia="宋体"/>
+          <w:sz w:val="18"/>
+        </w:rPr>
+        <w:t>链接:</w:t>
+      </w:r>
+      <w:hyperlink r:id="rId32">
+        <w:r>
+          <w:rPr>
+            <w:color w:val="0563C1"/>
+            <w:u w:val="single"/>
+          </w:rPr>
+          <w:t>2999 → 2343 元：技嘉 27 英寸显示器 GO27Q32 国补新低，2K 320Hz QD-OLED</w:t>
+        </w:r>
+      </w:hyperlink>
+    </w:p>
+    <w:p>
+      <w:pPr>
+        <w:pStyle w:val="Heading3"/>
+      </w:pPr>
+      <w:r>
+        <w:rPr>
+          <w:rFonts w:ascii="Times New Roman" w:hAnsi="Times New Roman" w:eastAsia="黑体"/>
+          <w:b w:val="0"/>
+          <w:color w:val="888888"/>
+          <w:sz w:val="24"/>
+        </w:rPr>
+        <w:t>【C级·参考】</w:t>
+      </w:r>
+      <w:r>
+        <w:rPr>
+          <w:rFonts w:ascii="Times New Roman" w:hAnsi="Times New Roman" w:eastAsia="黑体"/>
+          <w:b w:val="0"/>
+          <w:color w:val="888888"/>
+          <w:sz w:val="24"/>
+        </w:rPr>
+        <w:t>16+512GB 3797 元：小米 15 Ultra 国补直降，骁龙 8 至尊 + 徕卡 2 亿长焦</w:t>
+      </w:r>
+    </w:p>
+    <w:p>
+      <w:r>
+        <w:rPr>
+          <w:rFonts w:ascii="Times New Roman" w:hAnsi="Times New Roman" w:eastAsia="宋体"/>
+          <w:color w:val="888888"/>
+          <w:sz w:val="18"/>
+        </w:rPr>
+        <w:t>来源:IT之家 | 时间:10-30 21:06</w:t>
+      </w:r>
+    </w:p>
+    <w:p>
+      <w:r>
+        <w:rPr>
+          <w:rFonts w:ascii="Times New Roman" w:hAnsi="Times New Roman" w:eastAsia="宋体"/>
+          <w:sz w:val="18"/>
+        </w:rPr>
+        <w:t>链接:</w:t>
+      </w:r>
+      <w:hyperlink r:id="rId33">
+        <w:r>
+          <w:rPr>
+            <w:color w:val="0563C1"/>
+            <w:u w:val="single"/>
+          </w:rPr>
+          <w:t>16+512GB 3797 元：小米 15 Ultra 国补直降，骁龙 8 至尊 + 徕卡 2 亿长焦</w:t>
+        </w:r>
+      </w:hyperlink>
+    </w:p>
+    <w:p>
+      <w:pPr>
+        <w:pStyle w:val="Heading3"/>
+      </w:pPr>
+      <w:r>
+        <w:rPr>
+          <w:rFonts w:ascii="Times New Roman" w:hAnsi="Times New Roman" w:eastAsia="黑体"/>
+          <w:b w:val="0"/>
+          <w:color w:val="888888"/>
+          <w:sz w:val="24"/>
+        </w:rPr>
+        <w:t>【C级·参考】</w:t>
+      </w:r>
+      <w:r>
+        <w:rPr>
+          <w:rFonts w:ascii="Times New Roman" w:hAnsi="Times New Roman" w:eastAsia="黑体"/>
+          <w:b w:val="0"/>
+          <w:color w:val="888888"/>
+          <w:sz w:val="24"/>
+        </w:rPr>
+        <w:t>错过后悔等半年：漫步者 S2000MKIII 蓝牙音箱 1163 元无套路国补直降</w:t>
+      </w:r>
+    </w:p>
+    <w:p>
+      <w:r>
+        <w:rPr>
+          <w:rFonts w:ascii="Times New Roman" w:hAnsi="Times New Roman" w:eastAsia="宋体"/>
+          <w:color w:val="888888"/>
+          <w:sz w:val="18"/>
+        </w:rPr>
+        <w:t>来源:IT之家 | 时间:10-30 21:00</w:t>
+      </w:r>
+    </w:p>
+    <w:p>
+      <w:r>
+        <w:rPr>
+          <w:rFonts w:ascii="Times New Roman" w:hAnsi="Times New Roman" w:eastAsia="宋体"/>
+          <w:sz w:val="18"/>
+        </w:rPr>
+        <w:t>链接:</w:t>
+      </w:r>
+      <w:hyperlink r:id="rId34">
+        <w:r>
+          <w:rPr>
+            <w:color w:val="0563C1"/>
+            <w:u w:val="single"/>
+          </w:rPr>
+          <w:t>错过后悔等半年：漫步者 S2000MKIII 蓝牙音箱 1163 元无套路国补直降</w:t>
+        </w:r>
+      </w:hyperlink>
+    </w:p>
+    <w:p>
+      <w:pPr>
+        <w:pStyle w:val="Heading3"/>
+      </w:pPr>
+      <w:r>
+        <w:rPr>
+          <w:rFonts w:ascii="Times New Roman" w:hAnsi="Times New Roman" w:eastAsia="黑体"/>
+          <w:b w:val="0"/>
+          <w:color w:val="888888"/>
+          <w:sz w:val="24"/>
+        </w:rPr>
+        <w:t>【C级·参考】</w:t>
+      </w:r>
+      <w:r>
+        <w:rPr>
+          <w:rFonts w:ascii="Times New Roman" w:hAnsi="Times New Roman" w:eastAsia="黑体"/>
+          <w:b w:val="0"/>
+          <w:color w:val="888888"/>
+          <w:sz w:val="24"/>
+        </w:rPr>
+        <w:t>1499 → 773 元国补直降：小米米家净水器 2 破冰新低，1200G 大通量 + 7 年 RO 滤芯</w:t>
+      </w:r>
+    </w:p>
+    <w:p>
+      <w:r>
+        <w:rPr>
+          <w:rFonts w:ascii="Times New Roman" w:hAnsi="Times New Roman" w:eastAsia="宋体"/>
+          <w:color w:val="888888"/>
+          <w:sz w:val="18"/>
+        </w:rPr>
+        <w:t>来源:IT之家 | 时间:10-30 20:44</w:t>
+      </w:r>
+    </w:p>
+    <w:p>
+      <w:r>
+        <w:rPr>
+          <w:rFonts w:ascii="Times New Roman" w:hAnsi="Times New Roman" w:eastAsia="宋体"/>
+          <w:sz w:val="18"/>
+        </w:rPr>
+        <w:t>链接:</w:t>
+      </w:r>
+      <w:hyperlink r:id="rId35">
+        <w:r>
+          <w:rPr>
+            <w:color w:val="0563C1"/>
+            <w:u w:val="single"/>
+          </w:rPr>
+          <w:t>1499 → 773 元国补直降：小米米家净水器 2 破冰新低，1200G 大通量 + 7 年 RO 滤芯</w:t>
+        </w:r>
+      </w:hyperlink>
+    </w:p>
+    <w:p>
+      <w:pPr>
+        <w:pStyle w:val="Heading3"/>
+      </w:pPr>
+      <w:r>
+        <w:rPr>
+          <w:rFonts w:ascii="Times New Roman" w:hAnsi="Times New Roman" w:eastAsia="黑体"/>
+          <w:b w:val="0"/>
+          <w:color w:val="888888"/>
+          <w:sz w:val="24"/>
+        </w:rPr>
+        <w:t>【C级·参考】</w:t>
+      </w:r>
+      <w:r>
+        <w:rPr>
+          <w:rFonts w:ascii="Times New Roman" w:hAnsi="Times New Roman" w:eastAsia="黑体"/>
+          <w:b w:val="0"/>
+          <w:color w:val="888888"/>
+          <w:sz w:val="24"/>
+        </w:rPr>
+        <w:t>16GB+512GB 卫星通信版：vivo X300 Pro 国补后 5999 → 4385 元</w:t>
+      </w:r>
+    </w:p>
+    <w:p>
+      <w:r>
+        <w:rPr>
+          <w:rFonts w:ascii="Times New Roman" w:hAnsi="Times New Roman" w:eastAsia="宋体"/>
+          <w:color w:val="888888"/>
+          <w:sz w:val="18"/>
+        </w:rPr>
+        <w:t>来源:IT之家 | 时间:10-30 20:37</w:t>
+      </w:r>
+    </w:p>
+    <w:p>
+      <w:r>
+        <w:rPr>
+          <w:rFonts w:ascii="Times New Roman" w:hAnsi="Times New Roman" w:eastAsia="宋体"/>
+          <w:sz w:val="18"/>
+        </w:rPr>
+        <w:t>链接:</w:t>
+      </w:r>
+      <w:hyperlink r:id="rId36">
+        <w:r>
+          <w:rPr>
+            <w:color w:val="0563C1"/>
+            <w:u w:val="single"/>
+          </w:rPr>
+          <w:t>16GB+512GB 卫星通信版：vivo X300 Pro 国补后 5999 → 4385 元</w:t>
+        </w:r>
+      </w:hyperlink>
+    </w:p>
+    <w:p>
+      <w:pPr>
+        <w:pStyle w:val="Heading3"/>
+      </w:pPr>
+      <w:r>
+        <w:rPr>
+          <w:rFonts w:ascii="Times New Roman" w:hAnsi="Times New Roman" w:eastAsia="黑体"/>
+          <w:b w:val="0"/>
+          <w:color w:val="888888"/>
+          <w:sz w:val="24"/>
+        </w:rPr>
+        <w:t>【C级·参考】</w:t>
+      </w:r>
+      <w:r>
+        <w:rPr>
+          <w:rFonts w:ascii="Times New Roman" w:hAnsi="Times New Roman" w:eastAsia="黑体"/>
+          <w:b w:val="0"/>
+          <w:color w:val="888888"/>
+          <w:sz w:val="24"/>
+        </w:rPr>
+        <w:t>全空间保鲜 + EPP 超净系统：海尔云溪 503L 法式多门冰箱 7999 → 3499 元国补探新低</w:t>
+      </w:r>
+    </w:p>
+    <w:p>
+      <w:r>
+        <w:rPr>
+          <w:rFonts w:ascii="Times New Roman" w:hAnsi="Times New Roman" w:eastAsia="宋体"/>
+          <w:color w:val="888888"/>
+          <w:sz w:val="18"/>
+        </w:rPr>
+        <w:t>来源:IT之家 | 时间:10-30 19:13</w:t>
+      </w:r>
+    </w:p>
+    <w:p>
+      <w:r>
+        <w:rPr>
+          <w:rFonts w:ascii="Times New Roman" w:hAnsi="Times New Roman" w:eastAsia="宋体"/>
+          <w:sz w:val="18"/>
+        </w:rPr>
+        <w:t>链接:</w:t>
+      </w:r>
+      <w:hyperlink r:id="rId37">
+        <w:r>
+          <w:rPr>
+            <w:color w:val="0563C1"/>
+            <w:u w:val="single"/>
+          </w:rPr>
+          <w:t>全空间保鲜 + EPP 超净系统：海尔云溪 503L 法式多门冰箱 7999 → 3499 元国补探新低</w:t>
+        </w:r>
+      </w:hyperlink>
+    </w:p>
+    <w:p>
+      <w:pPr>
+        <w:pStyle w:val="Heading3"/>
+      </w:pPr>
+      <w:r>
+        <w:rPr>
+          <w:rFonts w:ascii="Times New Roman" w:hAnsi="Times New Roman" w:eastAsia="黑体"/>
+          <w:b w:val="0"/>
+          <w:color w:val="888888"/>
+          <w:sz w:val="24"/>
+        </w:rPr>
+        <w:t>【C级·参考】</w:t>
+      </w:r>
+      <w:r>
+        <w:rPr>
+          <w:rFonts w:ascii="Times New Roman" w:hAnsi="Times New Roman" w:eastAsia="黑体"/>
+          <w:b w:val="0"/>
+          <w:color w:val="888888"/>
+          <w:sz w:val="24"/>
+        </w:rPr>
+        <w:t>4899 → 3299 元：海信 3A 原画显示器 GX 27 款国补直降，2304 背光分区</w:t>
+      </w:r>
+    </w:p>
+    <w:p>
+      <w:r>
+        <w:rPr>
+          <w:rFonts w:ascii="Times New Roman" w:hAnsi="Times New Roman" w:eastAsia="宋体"/>
+          <w:color w:val="888888"/>
+          <w:sz w:val="18"/>
+        </w:rPr>
+        <w:t>来源:IT之家 | 时间:10-30 18:54</w:t>
       </w:r>
     </w:p>
     <w:p>
@@ -1646,7 +1646,7 @@
             <w:color w:val="0563C1"/>
             <w:u w:val="single"/>
           </w:rPr>
-          <w:t>vivo Y600 手机开售：10000mAh 大电池加持，国补到手价 1699 元起</w:t>
+          <w:t>4899 → 3299 元：海信 3A 原画显示器 GX 27 款国补直降，2304 背光分区</w:t>
         </w:r>
       </w:hyperlink>
     </w:p>
@@ -1676,7 +1676,7 @@
           <w:rFonts w:ascii="Times New Roman" w:hAnsi="Times New Roman" w:eastAsia="宋体"/>
           <w:sz w:val="18"/>
         </w:rPr>
-        <w:t>IT之家(60)、GameLook(6)、HackerNews(7)、Bing新闻(13)</w:t>
+        <w:t>IT之家(60)、HackerNews(4)、Bing新闻(14)</w:t>
       </w:r>
     </w:p>
     <w:p>
@@ -1693,7 +1693,7 @@
           <w:rFonts w:ascii="Times New Roman" w:hAnsi="Times New Roman" w:eastAsia="宋体"/>
           <w:sz w:val="18"/>
         </w:rPr>
-        <w:t>36氪(no entries)</w:t>
+        <w:t>36氪(no entries)、GameLook(HTTP 502)</w:t>
       </w:r>
     </w:p>
     <w:p>

--- a/briefings/线口监测午报-2026-10-30.docx
+++ b/briefings/线口监测午报-2026-10-30.docx
@@ -22,7 +22,7 @@
           <w:color w:val="888888"/>
           <w:sz w:val="18"/>
         </w:rPr>
-        <w:t>监测窗口:近48小时 | 生成时间:2026-10-30 22:01</w:t>
+        <w:t>监测窗口:近48小时 | 生成时间:2026-10-30 22:59</w:t>
       </w:r>
     </w:p>
     <w:p>
@@ -70,6 +70,57 @@
           <w:color w:val="888888"/>
           <w:sz w:val="24"/>
         </w:rPr>
+        <w:t>梦想不灭：开发者拒绝 Windows Phone 死亡，利用 AI 辅助为微软 Lumia 640 开发新应用</w:t>
+      </w:r>
+    </w:p>
+    <w:p>
+      <w:r>
+        <w:rPr>
+          <w:rFonts w:ascii="Times New Roman" w:hAnsi="Times New Roman" w:eastAsia="宋体"/>
+          <w:color w:val="888888"/>
+          <w:sz w:val="18"/>
+        </w:rPr>
+        <w:t>来源:IT之家 | 时间:10-30 22:04</w:t>
+      </w:r>
+    </w:p>
+    <w:p>
+      <w:r>
+        <w:rPr>
+          <w:rFonts w:ascii="Times New Roman" w:hAnsi="Times New Roman" w:eastAsia="宋体"/>
+          <w:sz w:val="18"/>
+        </w:rPr>
+        <w:t>链接:</w:t>
+      </w:r>
+      <w:hyperlink r:id="rId9">
+        <w:r>
+          <w:rPr>
+            <w:color w:val="0563C1"/>
+            <w:u w:val="single"/>
+          </w:rPr>
+          <w:t>梦想不灭：开发者拒绝 Windows Phone 死亡，利用 AI 辅助为微软 Lumia 640 开发新应用</w:t>
+        </w:r>
+      </w:hyperlink>
+    </w:p>
+    <w:p>
+      <w:pPr>
+        <w:pStyle w:val="Heading3"/>
+      </w:pPr>
+      <w:r>
+        <w:rPr>
+          <w:rFonts w:ascii="Times New Roman" w:hAnsi="Times New Roman" w:eastAsia="黑体"/>
+          <w:b w:val="0"/>
+          <w:color w:val="888888"/>
+          <w:sz w:val="24"/>
+        </w:rPr>
+        <w:t>【C级·参考】</w:t>
+      </w:r>
+      <w:r>
+        <w:rPr>
+          <w:rFonts w:ascii="Times New Roman" w:hAnsi="Times New Roman" w:eastAsia="黑体"/>
+          <w:b w:val="0"/>
+          <w:color w:val="888888"/>
+          <w:sz w:val="24"/>
+        </w:rPr>
         <w:t>奥尔特曼回应 AI 冲击：理解数学家的处境，但 OpenAI 不会停止研究</w:t>
       </w:r>
     </w:p>
@@ -91,7 +142,7 @@
         </w:rPr>
         <w:t>链接:</w:t>
       </w:r>
-      <w:hyperlink r:id="rId9">
+      <w:hyperlink r:id="rId10">
         <w:r>
           <w:rPr>
             <w:color w:val="0563C1"/>
@@ -142,7 +193,7 @@
         </w:rPr>
         <w:t>链接:</w:t>
       </w:r>
-      <w:hyperlink r:id="rId10">
+      <w:hyperlink r:id="rId11">
         <w:r>
           <w:rPr>
             <w:color w:val="0563C1"/>
@@ -193,7 +244,7 @@
         </w:rPr>
         <w:t>链接:</w:t>
       </w:r>
-      <w:hyperlink r:id="rId11">
+      <w:hyperlink r:id="rId12">
         <w:r>
           <w:rPr>
             <w:color w:val="0563C1"/>
@@ -244,7 +295,7 @@
         </w:rPr>
         <w:t>链接:</w:t>
       </w:r>
-      <w:hyperlink r:id="rId12">
+      <w:hyperlink r:id="rId13">
         <w:r>
           <w:rPr>
             <w:color w:val="0563C1"/>
@@ -295,7 +346,7 @@
         </w:rPr>
         <w:t>链接:</w:t>
       </w:r>
-      <w:hyperlink r:id="rId13">
+      <w:hyperlink r:id="rId14">
         <w:r>
           <w:rPr>
             <w:color w:val="0563C1"/>
@@ -346,7 +397,7 @@
         </w:rPr>
         <w:t>链接:</w:t>
       </w:r>
-      <w:hyperlink r:id="rId14">
+      <w:hyperlink r:id="rId15">
         <w:r>
           <w:rPr>
             <w:color w:val="0563C1"/>
@@ -355,6 +406,18 @@
           <w:t>极空间 Z4Air 四盘位 NAS 发售：搭载海思 Hi3781V730 八核芯片，首发 1899 元</w:t>
         </w:r>
       </w:hyperlink>
+    </w:p>
+    <w:p>
+      <w:pPr>
+        <w:pStyle w:val="Heading2"/>
+      </w:pPr>
+      <w:r>
+        <w:rPr>
+          <w:rFonts w:ascii="Times New Roman" w:hAnsi="Times New Roman" w:eastAsia="黑体"/>
+          <w:sz w:val="28"/>
+        </w:rPr>
+        <w:t>机器人/AI硬件</w:t>
+      </w:r>
     </w:p>
     <w:p>
       <w:pPr>
@@ -376,7 +439,7 @@
           <w:color w:val="888888"/>
           <w:sz w:val="24"/>
         </w:rPr>
-        <w:t>iPhone 18 Pro / Max 20:00 至高补贴 1600 元， AirPods Pro 3 京东自营破冰新低</w:t>
+        <w:t>丰田携手 Waymo，2027 年在日本启动 bZ4X Robotaxi 车队测试</w:t>
       </w:r>
     </w:p>
     <w:p>
@@ -386,58 +449,7 @@
           <w:color w:val="888888"/>
           <w:sz w:val="18"/>
         </w:rPr>
-        <w:t>来源:IT之家 | 时间:10-30 18:36</w:t>
-      </w:r>
-    </w:p>
-    <w:p>
-      <w:r>
-        <w:rPr>
-          <w:rFonts w:ascii="Times New Roman" w:hAnsi="Times New Roman" w:eastAsia="宋体"/>
-          <w:sz w:val="18"/>
-        </w:rPr>
-        <w:t>链接:</w:t>
-      </w:r>
-      <w:hyperlink r:id="rId15">
-        <w:r>
-          <w:rPr>
-            <w:color w:val="0563C1"/>
-            <w:u w:val="single"/>
-          </w:rPr>
-          <w:t>iPhone 18 Pro / Max 20:00 至高补贴 1600 元， AirPods Pro 3 京东自营破冰新低</w:t>
-        </w:r>
-      </w:hyperlink>
-    </w:p>
-    <w:p>
-      <w:pPr>
-        <w:pStyle w:val="Heading3"/>
-      </w:pPr>
-      <w:r>
-        <w:rPr>
-          <w:rFonts w:ascii="Times New Roman" w:hAnsi="Times New Roman" w:eastAsia="黑体"/>
-          <w:b w:val="0"/>
-          <w:color w:val="888888"/>
-          <w:sz w:val="24"/>
-        </w:rPr>
-        <w:t>【C级·参考】</w:t>
-      </w:r>
-      <w:r>
-        <w:rPr>
-          <w:rFonts w:ascii="Times New Roman" w:hAnsi="Times New Roman" w:eastAsia="黑体"/>
-          <w:b w:val="0"/>
-          <w:color w:val="888888"/>
-          <w:sz w:val="24"/>
-        </w:rPr>
-        <w:t>出货20万颗之后，XHEART的“大模型定义芯片”路线走到哪了</w:t>
-      </w:r>
-    </w:p>
-    <w:p>
-      <w:r>
-        <w:rPr>
-          <w:rFonts w:ascii="Times New Roman" w:hAnsi="Times New Roman" w:eastAsia="宋体"/>
-          <w:color w:val="888888"/>
-          <w:sz w:val="18"/>
-        </w:rPr>
-        <w:t>来源:Bing新闻 | 时间:10-30 07:49</w:t>
+        <w:t>来源:IT之家 | 时间:10-30 22:50</w:t>
       </w:r>
     </w:p>
     <w:p>
@@ -454,77 +466,9 @@
             <w:color w:val="0563C1"/>
             <w:u w:val="single"/>
           </w:rPr>
-          <w:t>出货20万颗之后，XHEART的“大模型定义芯片”路线走到哪了</w:t>
+          <w:t>丰田携手 Waymo，2027 年在日本启动 bZ4X Robotaxi 车队测试</w:t>
         </w:r>
       </w:hyperlink>
-    </w:p>
-    <w:p>
-      <w:pPr>
-        <w:pStyle w:val="Heading3"/>
-      </w:pPr>
-      <w:r>
-        <w:rPr>
-          <w:rFonts w:ascii="Times New Roman" w:hAnsi="Times New Roman" w:eastAsia="黑体"/>
-          <w:b w:val="0"/>
-          <w:color w:val="888888"/>
-          <w:sz w:val="24"/>
-        </w:rPr>
-        <w:t>【C级·参考】</w:t>
-      </w:r>
-      <w:r>
-        <w:rPr>
-          <w:rFonts w:ascii="Times New Roman" w:hAnsi="Times New Roman" w:eastAsia="黑体"/>
-          <w:b w:val="0"/>
-          <w:color w:val="888888"/>
-          <w:sz w:val="24"/>
-        </w:rPr>
-        <w:t>Mistral开源发布Large 4大模型，提供主权级AI控制能力</w:t>
-      </w:r>
-    </w:p>
-    <w:p>
-      <w:r>
-        <w:rPr>
-          <w:rFonts w:ascii="Times New Roman" w:hAnsi="Times New Roman" w:eastAsia="宋体"/>
-          <w:color w:val="888888"/>
-          <w:sz w:val="18"/>
-        </w:rPr>
-        <w:t>来源:Bing新闻 | 时间:10-30 07:45</w:t>
-      </w:r>
-    </w:p>
-    <w:p>
-      <w:r>
-        <w:rPr>
-          <w:rFonts w:ascii="Times New Roman" w:hAnsi="Times New Roman" w:eastAsia="宋体"/>
-          <w:sz w:val="18"/>
-        </w:rPr>
-        <w:t>链接:</w:t>
-      </w:r>
-      <w:hyperlink r:id="rId17">
-        <w:r>
-          <w:rPr>
-            <w:color w:val="0563C1"/>
-            <w:u w:val="single"/>
-          </w:rPr>
-          <w:t>Mistral开源发布Large 4大模型，提供主权级AI控制能力</w:t>
-        </w:r>
-      </w:hyperlink>
-    </w:p>
-    <w:p>
-      <w:pPr>
-        <w:pStyle w:val="Heading2"/>
-      </w:pPr>
-      <w:r>
-        <w:rPr>
-          <w:rFonts w:ascii="Times New Roman" w:hAnsi="Times New Roman" w:eastAsia="黑体"/>
-          <w:sz w:val="28"/>
-        </w:rPr>
-        <w:t>机器人/AI硬件</w:t>
-      </w:r>
-    </w:p>
-    <w:p>
-      <w:r>
-        <w:t>本线口暂无重要更新</w:t>
-      </w:r>
     </w:p>
     <w:p>
       <w:pPr>
@@ -579,7 +523,7 @@
         </w:rPr>
         <w:t>链接:</w:t>
       </w:r>
-      <w:hyperlink r:id="rId18">
+      <w:hyperlink r:id="rId17">
         <w:r>
           <w:rPr>
             <w:color w:val="0563C1"/>
@@ -638,6 +582,108 @@
           <w:color w:val="888888"/>
           <w:sz w:val="24"/>
         </w:rPr>
+        <w:t>黑鲨 HGK 04 分体式电竞手游肩键发布：物理触发方案、导电硅胶触点，首发 49 元</w:t>
+      </w:r>
+    </w:p>
+    <w:p>
+      <w:r>
+        <w:rPr>
+          <w:rFonts w:ascii="Times New Roman" w:hAnsi="Times New Roman" w:eastAsia="宋体"/>
+          <w:color w:val="888888"/>
+          <w:sz w:val="18"/>
+        </w:rPr>
+        <w:t>来源:IT之家 | 时间:10-30 22:53</w:t>
+      </w:r>
+    </w:p>
+    <w:p>
+      <w:r>
+        <w:rPr>
+          <w:rFonts w:ascii="Times New Roman" w:hAnsi="Times New Roman" w:eastAsia="宋体"/>
+          <w:sz w:val="18"/>
+        </w:rPr>
+        <w:t>链接:</w:t>
+      </w:r>
+      <w:hyperlink r:id="rId18">
+        <w:r>
+          <w:rPr>
+            <w:color w:val="0563C1"/>
+            <w:u w:val="single"/>
+          </w:rPr>
+          <w:t>黑鲨 HGK 04 分体式电竞手游肩键发布：物理触发方案、导电硅胶触点，首发 49 元</w:t>
+        </w:r>
+      </w:hyperlink>
+    </w:p>
+    <w:p>
+      <w:pPr>
+        <w:pStyle w:val="Heading3"/>
+      </w:pPr>
+      <w:r>
+        <w:rPr>
+          <w:rFonts w:ascii="Times New Roman" w:hAnsi="Times New Roman" w:eastAsia="黑体"/>
+          <w:b w:val="0"/>
+          <w:color w:val="888888"/>
+          <w:sz w:val="24"/>
+        </w:rPr>
+        <w:t>【C级·参考】</w:t>
+      </w:r>
+      <w:r>
+        <w:rPr>
+          <w:rFonts w:ascii="Times New Roman" w:hAnsi="Times New Roman" w:eastAsia="黑体"/>
+          <w:b w:val="0"/>
+          <w:color w:val="888888"/>
+          <w:sz w:val="24"/>
+        </w:rPr>
+        <w:t>HKC“天启”27U240B 电竞显示器 4799 → 3805 元：4K 240Hz 三星四代 QD-OLED、配 DP 2.1 + 90W USB-C</w:t>
+      </w:r>
+    </w:p>
+    <w:p>
+      <w:r>
+        <w:rPr>
+          <w:rFonts w:ascii="Times New Roman" w:hAnsi="Times New Roman" w:eastAsia="宋体"/>
+          <w:color w:val="888888"/>
+          <w:sz w:val="18"/>
+        </w:rPr>
+        <w:t>来源:IT之家 | 时间:10-30 22:02</w:t>
+      </w:r>
+    </w:p>
+    <w:p>
+      <w:r>
+        <w:rPr>
+          <w:rFonts w:ascii="Times New Roman" w:hAnsi="Times New Roman" w:eastAsia="宋体"/>
+          <w:sz w:val="18"/>
+        </w:rPr>
+        <w:t>链接:</w:t>
+      </w:r>
+      <w:hyperlink r:id="rId19">
+        <w:r>
+          <w:rPr>
+            <w:color w:val="0563C1"/>
+            <w:u w:val="single"/>
+          </w:rPr>
+          <w:t>HKC“天启”27U240B 电竞显示器 4799 → 3805 元：4K 240Hz 三星四代 QD-OLED、配 DP 2.1 + 90W USB-C</w:t>
+        </w:r>
+      </w:hyperlink>
+    </w:p>
+    <w:p>
+      <w:pPr>
+        <w:pStyle w:val="Heading3"/>
+      </w:pPr>
+      <w:r>
+        <w:rPr>
+          <w:rFonts w:ascii="Times New Roman" w:hAnsi="Times New Roman" w:eastAsia="黑体"/>
+          <w:b w:val="0"/>
+          <w:color w:val="888888"/>
+          <w:sz w:val="24"/>
+        </w:rPr>
+        <w:t>【C级·参考】</w:t>
+      </w:r>
+      <w:r>
+        <w:rPr>
+          <w:rFonts w:ascii="Times New Roman" w:hAnsi="Times New Roman" w:eastAsia="黑体"/>
+          <w:b w:val="0"/>
+          <w:color w:val="888888"/>
+          <w:sz w:val="24"/>
+        </w:rPr>
         <w:t>黑鲨凤鸣 BE32 蓝牙耳机电竞版发布：2.4G + 蓝牙双模连接、-45dB ANC 混合式降噪，首发价 249 元</w:t>
       </w:r>
     </w:p>
@@ -659,7 +705,7 @@
         </w:rPr>
         <w:t>链接:</w:t>
       </w:r>
-      <w:hyperlink r:id="rId19">
+      <w:hyperlink r:id="rId20">
         <w:r>
           <w:rPr>
             <w:color w:val="0563C1"/>
@@ -710,7 +756,7 @@
         </w:rPr>
         <w:t>链接:</w:t>
       </w:r>
-      <w:hyperlink r:id="rId20">
+      <w:hyperlink r:id="rId21">
         <w:r>
           <w:rPr>
             <w:color w:val="0563C1"/>
@@ -761,7 +807,7 @@
         </w:rPr>
         <w:t>链接:</w:t>
       </w:r>
-      <w:hyperlink r:id="rId21">
+      <w:hyperlink r:id="rId22">
         <w:r>
           <w:rPr>
             <w:color w:val="0563C1"/>
@@ -812,7 +858,7 @@
         </w:rPr>
         <w:t>链接:</w:t>
       </w:r>
-      <w:hyperlink r:id="rId22">
+      <w:hyperlink r:id="rId23">
         <w:r>
           <w:rPr>
             <w:color w:val="0563C1"/>
@@ -863,7 +909,7 @@
         </w:rPr>
         <w:t>链接:</w:t>
       </w:r>
-      <w:hyperlink r:id="rId23">
+      <w:hyperlink r:id="rId24">
         <w:r>
           <w:rPr>
             <w:color w:val="0563C1"/>
@@ -914,7 +960,7 @@
         </w:rPr>
         <w:t>链接:</w:t>
       </w:r>
-      <w:hyperlink r:id="rId24">
+      <w:hyperlink r:id="rId25">
         <w:r>
           <w:rPr>
             <w:color w:val="0563C1"/>
@@ -965,7 +1011,7 @@
         </w:rPr>
         <w:t>链接:</w:t>
       </w:r>
-      <w:hyperlink r:id="rId25">
+      <w:hyperlink r:id="rId26">
         <w:r>
           <w:rPr>
             <w:color w:val="0563C1"/>
@@ -1016,7 +1062,7 @@
         </w:rPr>
         <w:t>链接:</w:t>
       </w:r>
-      <w:hyperlink r:id="rId26">
+      <w:hyperlink r:id="rId27">
         <w:r>
           <w:rPr>
             <w:color w:val="0563C1"/>
@@ -1025,6 +1071,18 @@
           <w:t>网易《逆水寒：新世界》4.2.1 版本更新，全新场景、正传剧情，玩法大升级</w:t>
         </w:r>
       </w:hyperlink>
+    </w:p>
+    <w:p>
+      <w:pPr>
+        <w:pStyle w:val="Heading2"/>
+      </w:pPr>
+      <w:r>
+        <w:rPr>
+          <w:rFonts w:ascii="Times New Roman" w:hAnsi="Times New Roman" w:eastAsia="黑体"/>
+          <w:sz w:val="28"/>
+        </w:rPr>
+        <w:t>消费/以旧换新/新餐饮</w:t>
+      </w:r>
     </w:p>
     <w:p>
       <w:pPr>
@@ -1046,7 +1104,7 @@
           <w:color w:val="888888"/>
           <w:sz w:val="24"/>
         </w:rPr>
-        <w:t>机械革命 13645HX + 4050 游戏本极光 16 Pro 发售，到手价低至 7224.15 元</w:t>
+        <w:t>7000mAh 大电池：小米 17 手机 16GB+512GB 国补后 4999 → 3836 元新低</w:t>
       </w:r>
     </w:p>
     <w:p>
@@ -1056,7 +1114,7 @@
           <w:color w:val="888888"/>
           <w:sz w:val="18"/>
         </w:rPr>
-        <w:t>来源:IT之家 | 时间:10-30 18:59</w:t>
+        <w:t>来源:IT之家 | 时间:10-30 22:19</w:t>
       </w:r>
     </w:p>
     <w:p>
@@ -1067,27 +1125,15 @@
         </w:rPr>
         <w:t>链接:</w:t>
       </w:r>
-      <w:hyperlink r:id="rId27">
+      <w:hyperlink r:id="rId28">
         <w:r>
           <w:rPr>
             <w:color w:val="0563C1"/>
             <w:u w:val="single"/>
           </w:rPr>
-          <w:t>机械革命 13645HX + 4050 游戏本极光 16 Pro 发售，到手价低至 7224.15 元</w:t>
+          <w:t>7000mAh 大电池：小米 17 手机 16GB+512GB 国补后 4999 → 3836 元新低</w:t>
         </w:r>
       </w:hyperlink>
-    </w:p>
-    <w:p>
-      <w:pPr>
-        <w:pStyle w:val="Heading2"/>
-      </w:pPr>
-      <w:r>
-        <w:rPr>
-          <w:rFonts w:ascii="Times New Roman" w:hAnsi="Times New Roman" w:eastAsia="黑体"/>
-          <w:sz w:val="28"/>
-        </w:rPr>
-        <w:t>消费/以旧换新/新餐饮</w:t>
-      </w:r>
     </w:p>
     <w:p>
       <w:pPr>
@@ -1130,7 +1176,7 @@
         </w:rPr>
         <w:t>链接:</w:t>
       </w:r>
-      <w:hyperlink r:id="rId28">
+      <w:hyperlink r:id="rId29">
         <w:r>
           <w:rPr>
             <w:color w:val="0563C1"/>
@@ -1181,7 +1227,7 @@
         </w:rPr>
         <w:t>链接:</w:t>
       </w:r>
-      <w:hyperlink r:id="rId29">
+      <w:hyperlink r:id="rId30">
         <w:r>
           <w:rPr>
             <w:color w:val="0563C1"/>
@@ -1232,7 +1278,7 @@
         </w:rPr>
         <w:t>链接:</w:t>
       </w:r>
-      <w:hyperlink r:id="rId30">
+      <w:hyperlink r:id="rId31">
         <w:r>
           <w:rPr>
             <w:color w:val="0563C1"/>
@@ -1283,7 +1329,7 @@
         </w:rPr>
         <w:t>链接:</w:t>
       </w:r>
-      <w:hyperlink r:id="rId31">
+      <w:hyperlink r:id="rId32">
         <w:r>
           <w:rPr>
             <w:color w:val="0563C1"/>
@@ -1334,7 +1380,7 @@
         </w:rPr>
         <w:t>链接:</w:t>
       </w:r>
-      <w:hyperlink r:id="rId32">
+      <w:hyperlink r:id="rId33">
         <w:r>
           <w:rPr>
             <w:color w:val="0563C1"/>
@@ -1385,7 +1431,7 @@
         </w:rPr>
         <w:t>链接:</w:t>
       </w:r>
-      <w:hyperlink r:id="rId33">
+      <w:hyperlink r:id="rId34">
         <w:r>
           <w:rPr>
             <w:color w:val="0563C1"/>
@@ -1436,7 +1482,7 @@
         </w:rPr>
         <w:t>链接:</w:t>
       </w:r>
-      <w:hyperlink r:id="rId34">
+      <w:hyperlink r:id="rId35">
         <w:r>
           <w:rPr>
             <w:color w:val="0563C1"/>
@@ -1487,7 +1533,7 @@
         </w:rPr>
         <w:t>链接:</w:t>
       </w:r>
-      <w:hyperlink r:id="rId35">
+      <w:hyperlink r:id="rId36">
         <w:r>
           <w:rPr>
             <w:color w:val="0563C1"/>
@@ -1538,7 +1584,7 @@
         </w:rPr>
         <w:t>链接:</w:t>
       </w:r>
-      <w:hyperlink r:id="rId36">
+      <w:hyperlink r:id="rId37">
         <w:r>
           <w:rPr>
             <w:color w:val="0563C1"/>
@@ -1589,64 +1635,13 @@
         </w:rPr>
         <w:t>链接:</w:t>
       </w:r>
-      <w:hyperlink r:id="rId37">
+      <w:hyperlink r:id="rId38">
         <w:r>
           <w:rPr>
             <w:color w:val="0563C1"/>
             <w:u w:val="single"/>
           </w:rPr>
           <w:t>全空间保鲜 + EPP 超净系统：海尔云溪 503L 法式多门冰箱 7999 → 3499 元国补探新低</w:t>
-        </w:r>
-      </w:hyperlink>
-    </w:p>
-    <w:p>
-      <w:pPr>
-        <w:pStyle w:val="Heading3"/>
-      </w:pPr>
-      <w:r>
-        <w:rPr>
-          <w:rFonts w:ascii="Times New Roman" w:hAnsi="Times New Roman" w:eastAsia="黑体"/>
-          <w:b w:val="0"/>
-          <w:color w:val="888888"/>
-          <w:sz w:val="24"/>
-        </w:rPr>
-        <w:t>【C级·参考】</w:t>
-      </w:r>
-      <w:r>
-        <w:rPr>
-          <w:rFonts w:ascii="Times New Roman" w:hAnsi="Times New Roman" w:eastAsia="黑体"/>
-          <w:b w:val="0"/>
-          <w:color w:val="888888"/>
-          <w:sz w:val="24"/>
-        </w:rPr>
-        <w:t>4899 → 3299 元：海信 3A 原画显示器 GX 27 款国补直降，2304 背光分区</w:t>
-      </w:r>
-    </w:p>
-    <w:p>
-      <w:r>
-        <w:rPr>
-          <w:rFonts w:ascii="Times New Roman" w:hAnsi="Times New Roman" w:eastAsia="宋体"/>
-          <w:color w:val="888888"/>
-          <w:sz w:val="18"/>
-        </w:rPr>
-        <w:t>来源:IT之家 | 时间:10-30 18:54</w:t>
-      </w:r>
-    </w:p>
-    <w:p>
-      <w:r>
-        <w:rPr>
-          <w:rFonts w:ascii="Times New Roman" w:hAnsi="Times New Roman" w:eastAsia="宋体"/>
-          <w:sz w:val="18"/>
-        </w:rPr>
-        <w:t>链接:</w:t>
-      </w:r>
-      <w:hyperlink r:id="rId38">
-        <w:r>
-          <w:rPr>
-            <w:color w:val="0563C1"/>
-            <w:u w:val="single"/>
-          </w:rPr>
-          <w:t>4899 → 3299 元：海信 3A 原画显示器 GX 27 款国补直降，2304 背光分区</w:t>
         </w:r>
       </w:hyperlink>
     </w:p>
@@ -1676,7 +1671,7 @@
           <w:rFonts w:ascii="Times New Roman" w:hAnsi="Times New Roman" w:eastAsia="宋体"/>
           <w:sz w:val="18"/>
         </w:rPr>
-        <w:t>IT之家(60)、HackerNews(4)、Bing新闻(14)</w:t>
+        <w:t>IT之家(60)、GameLook(6)、HackerNews(4)、Bing新闻(14)</w:t>
       </w:r>
     </w:p>
     <w:p>
@@ -1693,7 +1688,7 @@
           <w:rFonts w:ascii="Times New Roman" w:hAnsi="Times New Roman" w:eastAsia="宋体"/>
           <w:sz w:val="18"/>
         </w:rPr>
-        <w:t>36氪(no entries)、GameLook(HTTP 502)</w:t>
+        <w:t>36氪(no entries)</w:t>
       </w:r>
     </w:p>
     <w:p>
